--- a/svoyo-delo/대본/8부/01화_Chetyre_milliarda.docx
+++ b/svoyo-delo/대본/8부/01화_Chetyre_milliarda.docx
@@ -1016,7 +1016,7 @@
         <w:t xml:space="preserve"> </w:t>
       </w:r>
       <w:r>
-        <w:t xml:space="preserve">- 규칙: 지문 없음. 전 화 100% 「화자명: 대사」. 1턴 18단어 이내 + 긴 턴 10~15회(30~55단어). 문법 초점(C1+): 공문체·명사화(Интеграция брендового портфеля, Оптимизация непрофильных функций), 함축(Слова допускают такое прочтение), 관용 표현(Не везде с молотком / Узнаю почерк), 수 표현(от двух миллиардов шестисот до трёх трёхсот).</w:t>
+        <w:t xml:space="preserve">- 규칙: 지문 없음. 전 화 100% 「화자명: 대사」. 1턴 24단어 이내 + 긴 턴 10~15회(35~60단어). 문법 초점(C1+): 공문체·명사화(Интеграция брендового портфеля, Оптимизация непрофильных функций), 함축(Слова допускают такое прочтение), 관용 표현(Не везде с молотком / Узнаю почерк), 수 표현(от двух миллиардов шестисот до трёх трёхсот).</w:t>
       </w:r>
       <w:r>
         <w:t xml:space="preserve"> </w:t>
@@ -1158,63 +1158,63 @@
         <w:pStyle w:val="FirstParagraph"/>
       </w:pPr>
       <w:r>
-        <w:t xml:space="preserve">OLGA: Читаем вслух. По строчке. Как договорились. Страница первая. «Интеграция брендового портфеля в структуру Покупателя».</w:t>
-      </w:r>
-    </w:p>
-    <w:p>
-      <w:pPr>
-        <w:pStyle w:val="BodyText"/>
-      </w:pPr>
-      <w:r>
-        <w:t xml:space="preserve">IRINA: Красиво. Что это значит?</w:t>
-      </w:r>
-    </w:p>
-    <w:p>
-      <w:pPr>
-        <w:pStyle w:val="BodyText"/>
-      </w:pPr>
-      <w:r>
-        <w:t xml:space="preserve">OLGA: Пока не знаю. Дальше. «Оптимизация непрофильных функций Общества в течение двенадцати месяцев».</w:t>
-      </w:r>
-    </w:p>
-    <w:p>
-      <w:pPr>
-        <w:pStyle w:val="BodyText"/>
-      </w:pPr>
-      <w:r>
-        <w:t xml:space="preserve">ALEKSEY: Непрофильных. Каких именно? Там не написано?</w:t>
-      </w:r>
-    </w:p>
-    <w:p>
-      <w:pPr>
-        <w:pStyle w:val="BodyText"/>
-      </w:pPr>
-      <w:r>
-        <w:t xml:space="preserve">OLGA: Не написано. Страница вторая. «Сохранение ключевого персонала согласно Приложению семь». Приложения семь нет.</w:t>
-      </w:r>
-    </w:p>
-    <w:p>
-      <w:pPr>
-        <w:pStyle w:val="BodyText"/>
-      </w:pPr>
-      <w:r>
-        <w:t xml:space="preserve">IRINA: Нет приложения? Они забыли?</w:t>
-      </w:r>
-    </w:p>
-    <w:p>
-      <w:pPr>
-        <w:pStyle w:val="BodyText"/>
-      </w:pPr>
-      <w:r>
-        <w:t xml:space="preserve">OLGA: Волков ничего не забывает. Оно будет в договоре. Потом. Когда мы уже скажем «да».</w:t>
-      </w:r>
-    </w:p>
-    <w:p>
-      <w:pPr>
-        <w:pStyle w:val="BodyText"/>
-      </w:pPr>
-      <w:r>
-        <w:t xml:space="preserve">ALEKSEY: Дальше.</w:t>
+        <w:t xml:space="preserve">OLGA: Читаем вслух, по строчке, как договорились. Страница первая: «Интеграция брендового портфеля в структуру Покупателя».</w:t>
+      </w:r>
+    </w:p>
+    <w:p>
+      <w:pPr>
+        <w:pStyle w:val="BodyText"/>
+      </w:pPr>
+      <w:r>
+        <w:t xml:space="preserve">IRINA: Звучит красиво, ничего не скажешь. Но что это значит на практике?</w:t>
+      </w:r>
+    </w:p>
+    <w:p>
+      <w:pPr>
+        <w:pStyle w:val="BodyText"/>
+      </w:pPr>
+      <w:r>
+        <w:t xml:space="preserve">OLGA: Пока не знаю, читаем дальше. «Оптимизация непрофильных функций Общества в течение двенадцати месяцев».</w:t>
+      </w:r>
+    </w:p>
+    <w:p>
+      <w:pPr>
+        <w:pStyle w:val="BodyText"/>
+      </w:pPr>
+      <w:r>
+        <w:t xml:space="preserve">ALEKSEY: Непрофильных — это каких именно? Там нигде не написано, что они имеют в виду?</w:t>
+      </w:r>
+    </w:p>
+    <w:p>
+      <w:pPr>
+        <w:pStyle w:val="BodyText"/>
+      </w:pPr>
+      <w:r>
+        <w:t xml:space="preserve">OLGA: Нигде не написано. Страница вторая: «Сохранение ключевого персонала согласно Приложению семь». Только приложения семь здесь нет.</w:t>
+      </w:r>
+    </w:p>
+    <w:p>
+      <w:pPr>
+        <w:pStyle w:val="BodyText"/>
+      </w:pPr>
+      <w:r>
+        <w:t xml:space="preserve">IRINA: Как это нет приложения? Они что, просто забыли его приложить?</w:t>
+      </w:r>
+    </w:p>
+    <w:p>
+      <w:pPr>
+        <w:pStyle w:val="BodyText"/>
+      </w:pPr>
+      <w:r>
+        <w:t xml:space="preserve">OLGA: Волков ничего не забывает. Оно появится в договоре, но потом, когда мы уже скажем «да».</w:t>
+      </w:r>
+    </w:p>
+    <w:p>
+      <w:pPr>
+        <w:pStyle w:val="BodyText"/>
+      </w:pPr>
+      <w:r>
+        <w:t xml:space="preserve">ALEKSEY: Хорошо, читай дальше, у нас мало времени.</w:t>
       </w:r>
     </w:p>
     <w:p>
@@ -1230,47 +1230,47 @@
         <w:pStyle w:val="BodyText"/>
       </w:pPr>
       <w:r>
-        <w:t xml:space="preserve">ALEKSEY: Пять лет без своего дела. Хорошо, что хоть написано прямо.</w:t>
-      </w:r>
-    </w:p>
-    <w:p>
-      <w:pPr>
-        <w:pStyle w:val="BodyText"/>
-      </w:pPr>
-      <w:r>
-        <w:t xml:space="preserve">IRINA: Страница четыре — моя. Двадцать процентов цены — на эскроу. Два года. Выплата — при достижении показателей.</w:t>
-      </w:r>
-    </w:p>
-    <w:p>
-      <w:pPr>
-        <w:pStyle w:val="BodyText"/>
-      </w:pPr>
-      <w:r>
-        <w:t xml:space="preserve">ALEKSEY: Каких показателей?</w:t>
-      </w:r>
-    </w:p>
-    <w:p>
-      <w:pPr>
-        <w:pStyle w:val="BodyText"/>
-      </w:pPr>
-      <w:r>
-        <w:t xml:space="preserve">IRINA: «Согласованных Сторонами». То есть ещё не согласованных. То есть его.</w:t>
-      </w:r>
-    </w:p>
-    <w:p>
-      <w:pPr>
-        <w:pStyle w:val="BodyText"/>
-      </w:pPr>
-      <w:r>
-        <w:t xml:space="preserve">OLGA: Шесть страниц. Каждое слово — красивое. Ни одного — понятного. Это самый опасный жанр в праве.</w:t>
-      </w:r>
-    </w:p>
-    <w:p>
-      <w:pPr>
-        <w:pStyle w:val="BodyText"/>
-      </w:pPr>
-      <w:r>
-        <w:t xml:space="preserve">ALEKSEY: Значит, в понедельник совет директоров. Всем пятерым — копии. И Борису Игоревичу — сегодня, лично.</w:t>
+        <w:t xml:space="preserve">ALEKSEY: Пять лет без своего дела. Хорошо хотя бы, что это написано прямо, без красивых слов.</w:t>
+      </w:r>
+    </w:p>
+    <w:p>
+      <w:pPr>
+        <w:pStyle w:val="BodyText"/>
+      </w:pPr>
+      <w:r>
+        <w:t xml:space="preserve">IRINA: Страница четыре — моя. Двадцать процентов цены уходят на эскроу на два года, а выплата будет при достижении показателей.</w:t>
+      </w:r>
+    </w:p>
+    <w:p>
+      <w:pPr>
+        <w:pStyle w:val="BodyText"/>
+      </w:pPr>
+      <w:r>
+        <w:t xml:space="preserve">ALEKSEY: А каких показателей, там хоть что-то уточняется?</w:t>
+      </w:r>
+    </w:p>
+    <w:p>
+      <w:pPr>
+        <w:pStyle w:val="BodyText"/>
+      </w:pPr>
+      <w:r>
+        <w:t xml:space="preserve">IRINA: «Согласованных Сторонами». То есть пока ещё не согласованных, а значит, на деле его собственных.</w:t>
+      </w:r>
+    </w:p>
+    <w:p>
+      <w:pPr>
+        <w:pStyle w:val="BodyText"/>
+      </w:pPr>
+      <w:r>
+        <w:t xml:space="preserve">OLGA: Шесть страниц. Каждое слово — красивое. Ни одного — понятного. Это самый опасный жанр в праве, поверьте мне.</w:t>
+      </w:r>
+    </w:p>
+    <w:p>
+      <w:pPr>
+        <w:pStyle w:val="BodyText"/>
+      </w:pPr>
+      <w:r>
+        <w:t xml:space="preserve">ALEKSEY: Значит, в понедельник собираем совет директоров. Всем пятерым нужны копии, а Борису Игоревичу я отвезу сегодня, лично.</w:t>
       </w:r>
     </w:p>
     <w:bookmarkEnd w:id="21"/>
@@ -1288,279 +1288,279 @@
         <w:pStyle w:val="FirstParagraph"/>
       </w:pPr>
       <w:r>
-        <w:t xml:space="preserve">OLGA: Внеочередное заседание совета директоров. Присутствуют все пятеро. Кворум есть. Повестка — один вопрос. Ведёт протокол Миронова.</w:t>
-      </w:r>
-    </w:p>
-    <w:p>
-      <w:pPr>
-        <w:pStyle w:val="BodyText"/>
-      </w:pPr>
-      <w:r>
-        <w:t xml:space="preserve">BORIS: Один вопрос на четыре миллиарда. Короткая повестка. Длинный день.</w:t>
-      </w:r>
-    </w:p>
-    <w:p>
-      <w:pPr>
-        <w:pStyle w:val="BodyText"/>
-      </w:pPr>
-      <w:r>
-        <w:t xml:space="preserve">ZUYEVA: Я прочитала шесть страниц. Два раза. Можно я начну с вопроса, а не с мнения?</w:t>
-      </w:r>
-    </w:p>
-    <w:p>
-      <w:pPr>
-        <w:pStyle w:val="BodyText"/>
-      </w:pPr>
-      <w:r>
-        <w:t xml:space="preserve">ALEKSEY: Можно, Нина Аркадьевна. Для этого вы здесь.</w:t>
-      </w:r>
-    </w:p>
-    <w:p>
-      <w:pPr>
-        <w:pStyle w:val="BodyText"/>
-      </w:pPr>
-      <w:r>
-        <w:t xml:space="preserve">ZUYEVA: Сколько мы стоим? Не по Волкову. По-честному.</w:t>
-      </w:r>
-    </w:p>
-    <w:p>
-      <w:pPr>
-        <w:pStyle w:val="BodyText"/>
-      </w:pPr>
-      <w:r>
-        <w:t xml:space="preserve">IRINA: Это мой раздел. Оценка. Я считала тремя способами. Как учат. И как не любят те, кто покупает.</w:t>
-      </w:r>
-    </w:p>
-    <w:p>
-      <w:pPr>
-        <w:pStyle w:val="BodyText"/>
-      </w:pPr>
-      <w:r>
-        <w:t xml:space="preserve">BORIS: Ирина, без лекции. Цифры. Я старый, но цифры я понимаю.</w:t>
-      </w:r>
-    </w:p>
-    <w:p>
-      <w:pPr>
-        <w:pStyle w:val="BodyText"/>
-      </w:pPr>
-      <w:r>
-        <w:t xml:space="preserve">IRINA: Первый способ — мультипликаторы. Берём похожие компании, смотрим, за сколько их продали. Дистрибьюторы в России уходят за восемь-десять годовых прибылей. Наша прибыль до налогов — триста тридцать миллионов. Умножаем. Получается от двух миллиардов шестисот до трёх трёхсот. Это первая вилка.</w:t>
-      </w:r>
-    </w:p>
-    <w:p>
-      <w:pPr>
-        <w:pStyle w:val="BodyText"/>
-      </w:pPr>
-      <w:r>
-        <w:t xml:space="preserve">ZUYEVA: Похожие — это какие? Кто ещё учит врачей и платит за ночные выезды?</w:t>
-      </w:r>
-    </w:p>
-    <w:p>
-      <w:pPr>
-        <w:pStyle w:val="BodyText"/>
-      </w:pPr>
-      <w:r>
-        <w:t xml:space="preserve">IRINA: Никто. Поэтому способ неточный, я это признаю. Второй способ — дисконтированные денежные потоки. Будущие деньги, приведённые к сегодняшним, со скидкой на риск. Если «Ладога» вырастет, как в плане, и Самара откроется вовремя, — три миллиарда сто. Если медленнее — два семьсот.</w:t>
-      </w:r>
-    </w:p>
-    <w:p>
-      <w:pPr>
-        <w:pStyle w:val="BodyText"/>
-      </w:pPr>
-      <w:r>
-        <w:t xml:space="preserve">BORIS: А третий?</w:t>
-      </w:r>
-    </w:p>
-    <w:p>
-      <w:pPr>
-        <w:pStyle w:val="BodyText"/>
-      </w:pPr>
-      <w:r>
-        <w:t xml:space="preserve">IRINA: Сделки. Казанскую аптечную сеть Волков купил за одиннадцать прибылей. Для нас — три шестьсот.</w:t>
-      </w:r>
-    </w:p>
-    <w:p>
-      <w:pPr>
-        <w:pStyle w:val="BodyText"/>
-      </w:pPr>
-      <w:r>
-        <w:t xml:space="preserve">ALEKSEY: Значит, от двух шестисот до трёх шестисот. А он предлагает четыре.</w:t>
-      </w:r>
-    </w:p>
-    <w:p>
-      <w:pPr>
-        <w:pStyle w:val="BodyText"/>
-      </w:pPr>
-      <w:r>
-        <w:t xml:space="preserve">IRINA: Премия — от четырёхсот миллионов до миллиарда четырёхсот. В среднем — восемьсот. Это цена того, что в отчётность не попадает.</w:t>
-      </w:r>
-    </w:p>
-    <w:p>
-      <w:pPr>
-        <w:pStyle w:val="BodyText"/>
-      </w:pPr>
-      <w:r>
-        <w:t xml:space="preserve">OLGA: Или цена того, что он собирается из неё убрать.</w:t>
-      </w:r>
-    </w:p>
-    <w:p>
-      <w:pPr>
-        <w:pStyle w:val="BodyText"/>
-      </w:pPr>
-      <w:r>
-        <w:t xml:space="preserve">ZUYEVA: Ольга Петровна, поясните. Вы юрист. Я — химик. Мне нужно прямо.</w:t>
-      </w:r>
-    </w:p>
-    <w:p>
-      <w:pPr>
-        <w:pStyle w:val="BodyText"/>
-      </w:pPr>
-      <w:r>
-        <w:t xml:space="preserve">OLGA: Прямо: «оптимизация непрофильных функций». Что у дистрибьютора непрофильное? Учебный центр Корниловой. Линия для пациенток. Программа «После укола» с ночными выездами. Отдел качества Лисицыной с правом остановить партию. Для него это всё — расходы. Не профиль. Не продажи. Значит — оптимизация.</w:t>
-      </w:r>
-    </w:p>
-    <w:p>
-      <w:pPr>
-        <w:pStyle w:val="BodyText"/>
-      </w:pPr>
-      <w:r>
-        <w:t xml:space="preserve">ZUYEVA: То есть он платит премию за то, что потом закроет?</w:t>
-      </w:r>
-    </w:p>
-    <w:p>
-      <w:pPr>
-        <w:pStyle w:val="BodyText"/>
-      </w:pPr>
-      <w:r>
-        <w:t xml:space="preserve">OLGA: Я этого не утверждаю. Я читаю слова. Слова допускают такое прочтение.</w:t>
-      </w:r>
-    </w:p>
-    <w:p>
-      <w:pPr>
-        <w:pStyle w:val="BodyText"/>
-      </w:pPr>
-      <w:r>
-        <w:t xml:space="preserve">BORIS: Слова всегда допускают. Ольга, вы бы не подписали такое и за пять миллиардов?</w:t>
-      </w:r>
-    </w:p>
-    <w:p>
-      <w:pPr>
-        <w:pStyle w:val="BodyText"/>
-      </w:pPr>
-      <w:r>
-        <w:t xml:space="preserve">OLGA: Я бы не подписала такое, не прочитав приложение семь. За любые деньги.</w:t>
-      </w:r>
-    </w:p>
-    <w:p>
-      <w:pPr>
-        <w:pStyle w:val="BodyText"/>
-      </w:pPr>
-      <w:r>
-        <w:t xml:space="preserve">IRINA: Я бы тоже. Эскроу на два года по «согласованным показателям» — это кредит Волкову. За наш счёт.</w:t>
-      </w:r>
-    </w:p>
-    <w:p>
-      <w:pPr>
-        <w:pStyle w:val="BodyText"/>
-      </w:pPr>
-      <w:r>
-        <w:t xml:space="preserve">BORIS: Кредит без процентов. Узнаю почерк.</w:t>
-      </w:r>
-    </w:p>
-    <w:p>
-      <w:pPr>
-        <w:pStyle w:val="BodyText"/>
-      </w:pPr>
-      <w:r>
-        <w:t xml:space="preserve">ALEKSEY: Есть ещё одна вещь. Четыре миллиарда — это не только премия. Это ещё и срок. Тридцать дней. Он торопит.</w:t>
-      </w:r>
-    </w:p>
-    <w:p>
-      <w:pPr>
-        <w:pStyle w:val="BodyText"/>
-      </w:pPr>
-      <w:r>
-        <w:t xml:space="preserve">BORIS: Он всегда торопит. Это его метод. Кто торопится, тот не считает. Я его тридцать лет знаю.</w:t>
-      </w:r>
-    </w:p>
-    <w:p>
-      <w:pPr>
-        <w:pStyle w:val="BodyText"/>
-      </w:pPr>
-      <w:r>
-        <w:t xml:space="preserve">ZUYEVA: Тогда предложение независимого члена совета. Нужна внешняя оценка. Оценщик с лицензией.</w:t>
-      </w:r>
-    </w:p>
-    <w:p>
-      <w:pPr>
-        <w:pStyle w:val="BodyText"/>
-      </w:pPr>
-      <w:r>
-        <w:t xml:space="preserve">IRINA: Я согласна. Мои цифры — мои. Мне нужен кто-то, кто мне не верит.</w:t>
-      </w:r>
-    </w:p>
-    <w:p>
-      <w:pPr>
-        <w:pStyle w:val="BodyText"/>
-      </w:pPr>
-      <w:r>
-        <w:t xml:space="preserve">BORIS: Это неделя. И деньги.</w:t>
-      </w:r>
-    </w:p>
-    <w:p>
-      <w:pPr>
-        <w:pStyle w:val="BodyText"/>
-      </w:pPr>
-      <w:r>
-        <w:t xml:space="preserve">IRINA: Неделя и около миллиона рублей. Против четырёх миллиардов — это дёшево.</w:t>
-      </w:r>
-    </w:p>
-    <w:p>
-      <w:pPr>
-        <w:pStyle w:val="BodyText"/>
-      </w:pPr>
-      <w:r>
-        <w:t xml:space="preserve">ALEKSEY: Голосуем? Независимая оценка — да?</w:t>
-      </w:r>
-    </w:p>
-    <w:p>
-      <w:pPr>
-        <w:pStyle w:val="BodyText"/>
-      </w:pPr>
-      <w:r>
-        <w:t xml:space="preserve">OLGA: Пятеро — за. Записано. Пункт первый протокола.</w:t>
-      </w:r>
-    </w:p>
-    <w:p>
-      <w:pPr>
-        <w:pStyle w:val="BodyText"/>
-      </w:pPr>
-      <w:r>
-        <w:t xml:space="preserve">ZUYEVA: И пункт второй, пожалуйста: письменный запрос Волкову. Что значит каждое красивое слово. Пусть переведёт на русский.</w:t>
-      </w:r>
-    </w:p>
-    <w:p>
-      <w:pPr>
-        <w:pStyle w:val="BodyText"/>
-      </w:pPr>
-      <w:r>
-        <w:t xml:space="preserve">BORIS: Волков не любит писать. Любит говорить. В бане.</w:t>
-      </w:r>
-    </w:p>
-    <w:p>
-      <w:pPr>
-        <w:pStyle w:val="BodyText"/>
-      </w:pPr>
-      <w:r>
-        <w:t xml:space="preserve">OLGA: Тогда пусть научится. Пункт второй. Пятеро — за?</w:t>
-      </w:r>
-    </w:p>
-    <w:p>
-      <w:pPr>
-        <w:pStyle w:val="BodyText"/>
-      </w:pPr>
-      <w:r>
-        <w:t xml:space="preserve">BORIS: За. Но вы ему этим испортите настроение. Мне нравится.</w:t>
+        <w:t xml:space="preserve">OLGA: Открываю внеочередное заседание совета директоров. Присутствуют все пятеро, поэтому кворум есть. В повестке один вопрос, протокол ведёт Миронова.</w:t>
+      </w:r>
+    </w:p>
+    <w:p>
+      <w:pPr>
+        <w:pStyle w:val="BodyText"/>
+      </w:pPr>
+      <w:r>
+        <w:t xml:space="preserve">BORIS: Один вопрос на четыре миллиарда. Повестка короткая, а день, я чувствую, будет длинный.</w:t>
+      </w:r>
+    </w:p>
+    <w:p>
+      <w:pPr>
+        <w:pStyle w:val="BodyText"/>
+      </w:pPr>
+      <w:r>
+        <w:t xml:space="preserve">ZUYEVA: Я прочитала все шесть страниц, причём два раза. Можно я начну с вопроса, а не с мнения?</w:t>
+      </w:r>
+    </w:p>
+    <w:p>
+      <w:pPr>
+        <w:pStyle w:val="BodyText"/>
+      </w:pPr>
+      <w:r>
+        <w:t xml:space="preserve">ALEKSEY: Конечно можно, Нина Аркадьевна. Вы для этого здесь и сидите, независимый взгляд нам нужен.</w:t>
+      </w:r>
+    </w:p>
+    <w:p>
+      <w:pPr>
+        <w:pStyle w:val="BodyText"/>
+      </w:pPr>
+      <w:r>
+        <w:t xml:space="preserve">ZUYEVA: Тогда скажите мне, сколько мы стоим на самом деле. Не по Волкову, а по-честному.</w:t>
+      </w:r>
+    </w:p>
+    <w:p>
+      <w:pPr>
+        <w:pStyle w:val="BodyText"/>
+      </w:pPr>
+      <w:r>
+        <w:t xml:space="preserve">IRINA: Это мой раздел, оценка. Я считала тремя способами, как учат на курсах и как обычно не любят те, кто покупает.</w:t>
+      </w:r>
+    </w:p>
+    <w:p>
+      <w:pPr>
+        <w:pStyle w:val="BodyText"/>
+      </w:pPr>
+      <w:r>
+        <w:t xml:space="preserve">BORIS: Ирина, давайте без лекции, сразу цифры. Я человек старый, но цифры я понимаю прекрасно.</w:t>
+      </w:r>
+    </w:p>
+    <w:p>
+      <w:pPr>
+        <w:pStyle w:val="BodyText"/>
+      </w:pPr>
+      <w:r>
+        <w:t xml:space="preserve">IRINA: Первый способ — мультипликаторы. Берём похожие компании и смотрим, за сколько их продали. Дистрибьюторы в России уходят за восемь-десять годовых прибылей, а наша прибыль до налогов — триста тридцать миллионов. Умножаем, и получается от двух миллиардов шестисот до трёх трёхсот. Это первая вилка.</w:t>
+      </w:r>
+    </w:p>
+    <w:p>
+      <w:pPr>
+        <w:pStyle w:val="BodyText"/>
+      </w:pPr>
+      <w:r>
+        <w:t xml:space="preserve">ZUYEVA: А похожие — это какие компании? Кто ещё, кроме нас, учит врачей и платит за ночные выезды?</w:t>
+      </w:r>
+    </w:p>
+    <w:p>
+      <w:pPr>
+        <w:pStyle w:val="BodyText"/>
+      </w:pPr>
+      <w:r>
+        <w:t xml:space="preserve">IRINA: Никто. Поэтому способ неточный, я это признаю. Второй способ — дисконтированные денежные потоки, то есть будущие деньги, приведённые к сегодняшним, со скидкой на риск. Если «Ладога» вырастет, как в плане, и Самара откроется вовремя, получится три миллиарда сто. Если медленнее, то два семьсот.</w:t>
+      </w:r>
+    </w:p>
+    <w:p>
+      <w:pPr>
+        <w:pStyle w:val="BodyText"/>
+      </w:pPr>
+      <w:r>
+        <w:t xml:space="preserve">BORIS: Понятно. А какой у вас третий способ?</w:t>
+      </w:r>
+    </w:p>
+    <w:p>
+      <w:pPr>
+        <w:pStyle w:val="BodyText"/>
+      </w:pPr>
+      <w:r>
+        <w:t xml:space="preserve">IRINA: Сделки-аналоги. Казанскую аптечную сеть Волков купил за одиннадцать годовых прибылей, и для нас это дало бы три шестьсот.</w:t>
+      </w:r>
+    </w:p>
+    <w:p>
+      <w:pPr>
+        <w:pStyle w:val="BodyText"/>
+      </w:pPr>
+      <w:r>
+        <w:t xml:space="preserve">ALEKSEY: Значит, мы стоим от двух шестисот до трёх шестисот, а он предлагает четыре миллиарда.</w:t>
+      </w:r>
+    </w:p>
+    <w:p>
+      <w:pPr>
+        <w:pStyle w:val="BodyText"/>
+      </w:pPr>
+      <w:r>
+        <w:t xml:space="preserve">IRINA: Премия получается от четырёхсот миллионов до миллиарда четырёхсот, в среднем восемьсот. Это цена того, что в отчётность не попадает.</w:t>
+      </w:r>
+    </w:p>
+    <w:p>
+      <w:pPr>
+        <w:pStyle w:val="BodyText"/>
+      </w:pPr>
+      <w:r>
+        <w:t xml:space="preserve">OLGA: Или цена того, что он собирается из этой отчётности потом убрать.</w:t>
+      </w:r>
+    </w:p>
+    <w:p>
+      <w:pPr>
+        <w:pStyle w:val="BodyText"/>
+      </w:pPr>
+      <w:r>
+        <w:t xml:space="preserve">ZUYEVA: Ольга Петровна, поясните, пожалуйста. Вы юрист, а я химик, поэтому мне нужно прямо и без намёков.</w:t>
+      </w:r>
+    </w:p>
+    <w:p>
+      <w:pPr>
+        <w:pStyle w:val="BodyText"/>
+      </w:pPr>
+      <w:r>
+        <w:t xml:space="preserve">OLGA: Прямо: «оптимизация непрофильных функций». Что у дистрибьютора непрофильное? Учебный центр Корниловой, линия для пациенток, программа «После укола» с ночными выездами и отдел качества Лисицыной, у которого есть право остановить партию. Для него всё это расходы, а не профиль и не продажи. Значит — оптимизация.</w:t>
+      </w:r>
+    </w:p>
+    <w:p>
+      <w:pPr>
+        <w:pStyle w:val="BodyText"/>
+      </w:pPr>
+      <w:r>
+        <w:t xml:space="preserve">ZUYEVA: То есть он платит нам премию за то, что потом сам же закроет?</w:t>
+      </w:r>
+    </w:p>
+    <w:p>
+      <w:pPr>
+        <w:pStyle w:val="BodyText"/>
+      </w:pPr>
+      <w:r>
+        <w:t xml:space="preserve">OLGA: Я этого не утверждаю, я только читаю слова. Слова допускают такое прочтение, и этого достаточно, чтобы насторожиться.</w:t>
+      </w:r>
+    </w:p>
+    <w:p>
+      <w:pPr>
+        <w:pStyle w:val="BodyText"/>
+      </w:pPr>
+      <w:r>
+        <w:t xml:space="preserve">BORIS: Слова всегда что-нибудь допускают. Ольга, а вы бы не подписали такое даже за пять миллиардов?</w:t>
+      </w:r>
+    </w:p>
+    <w:p>
+      <w:pPr>
+        <w:pStyle w:val="BodyText"/>
+      </w:pPr>
+      <w:r>
+        <w:t xml:space="preserve">OLGA: Я бы не подписала такое, не прочитав приложение семь, и неважно, сколько денег на столе.</w:t>
+      </w:r>
+    </w:p>
+    <w:p>
+      <w:pPr>
+        <w:pStyle w:val="BodyText"/>
+      </w:pPr>
+      <w:r>
+        <w:t xml:space="preserve">IRINA: Я бы тоже не подписала. Эскроу на два года по «согласованным показателям» — это на самом деле кредит Волкову за наш счёт.</w:t>
+      </w:r>
+    </w:p>
+    <w:p>
+      <w:pPr>
+        <w:pStyle w:val="BodyText"/>
+      </w:pPr>
+      <w:r>
+        <w:t xml:space="preserve">BORIS: Кредит без процентов. Узнаю почерк, он и в девяностые так делал.</w:t>
+      </w:r>
+    </w:p>
+    <w:p>
+      <w:pPr>
+        <w:pStyle w:val="BodyText"/>
+      </w:pPr>
+      <w:r>
+        <w:t xml:space="preserve">ALEKSEY: Есть ещё одна вещь. Четыре миллиарда — это не только премия, это ещё и срок: тридцать дней. Он нас торопит.</w:t>
+      </w:r>
+    </w:p>
+    <w:p>
+      <w:pPr>
+        <w:pStyle w:val="BodyText"/>
+      </w:pPr>
+      <w:r>
+        <w:t xml:space="preserve">BORIS: Он всегда торопит, это его метод. Кто торопится, тот не считает, а я его тридцать лет знаю.</w:t>
+      </w:r>
+    </w:p>
+    <w:p>
+      <w:pPr>
+        <w:pStyle w:val="BodyText"/>
+      </w:pPr>
+      <w:r>
+        <w:t xml:space="preserve">ZUYEVA: Тогда у меня предложение как у независимого члена совета. Нам нужна внешняя оценка, которую сделает оценщик с лицензией.</w:t>
+      </w:r>
+    </w:p>
+    <w:p>
+      <w:pPr>
+        <w:pStyle w:val="BodyText"/>
+      </w:pPr>
+      <w:r>
+        <w:t xml:space="preserve">IRINA: Я согласна, потому что мои цифры — всё-таки мои. Мне нужен кто-то, кто мне не верит и всё перепроверит.</w:t>
+      </w:r>
+    </w:p>
+    <w:p>
+      <w:pPr>
+        <w:pStyle w:val="BodyText"/>
+      </w:pPr>
+      <w:r>
+        <w:t xml:space="preserve">BORIS: Это займёт неделю, и это ещё и деньги, если я правильно понимаю.</w:t>
+      </w:r>
+    </w:p>
+    <w:p>
+      <w:pPr>
+        <w:pStyle w:val="BodyText"/>
+      </w:pPr>
+      <w:r>
+        <w:t xml:space="preserve">IRINA: Неделя и около миллиона рублей. По сравнению с четырьмя миллиардами это совсем дёшево.</w:t>
+      </w:r>
+    </w:p>
+    <w:p>
+      <w:pPr>
+        <w:pStyle w:val="BodyText"/>
+      </w:pPr>
+      <w:r>
+        <w:t xml:space="preserve">ALEKSEY: Тогда голосуем. Кто за то, чтобы заказать независимую оценку?</w:t>
+      </w:r>
+    </w:p>
+    <w:p>
+      <w:pPr>
+        <w:pStyle w:val="BodyText"/>
+      </w:pPr>
+      <w:r>
+        <w:t xml:space="preserve">OLGA: Пятеро — за. Записано, это будет пункт первый протокола.</w:t>
+      </w:r>
+    </w:p>
+    <w:p>
+      <w:pPr>
+        <w:pStyle w:val="BodyText"/>
+      </w:pPr>
+      <w:r>
+        <w:t xml:space="preserve">ZUYEVA: И пункт второй, пожалуйста: письменный запрос Волкову о том, что значит каждое красивое слово. Пусть переведёт на русский.</w:t>
+      </w:r>
+    </w:p>
+    <w:p>
+      <w:pPr>
+        <w:pStyle w:val="BodyText"/>
+      </w:pPr>
+      <w:r>
+        <w:t xml:space="preserve">BORIS: Волков не любит писать, он любит говорить, причём лучше всего в бане.</w:t>
+      </w:r>
+    </w:p>
+    <w:p>
+      <w:pPr>
+        <w:pStyle w:val="BodyText"/>
+      </w:pPr>
+      <w:r>
+        <w:t xml:space="preserve">OLGA: Тогда пусть научится писать. Пункт второй: кто за, поднимите руки. Пятеро — за?</w:t>
+      </w:r>
+    </w:p>
+    <w:p>
+      <w:pPr>
+        <w:pStyle w:val="BodyText"/>
+      </w:pPr>
+      <w:r>
+        <w:t xml:space="preserve">BORIS: За. Хотя вы ему этим здорово испортите настроение, и мне это, признаться, нравится.</w:t>
       </w:r>
     </w:p>
     <w:bookmarkEnd w:id="22"/>
@@ -1578,95 +1578,95 @@
         <w:pStyle w:val="FirstParagraph"/>
       </w:pPr>
       <w:r>
-        <w:t xml:space="preserve">ALEKSEY: Теперь не голосование. Просто мнения. Первые. Без обязательств. Кто начнёт?</w:t>
-      </w:r>
-    </w:p>
-    <w:p>
-      <w:pPr>
-        <w:pStyle w:val="BodyText"/>
-      </w:pPr>
-      <w:r>
-        <w:t xml:space="preserve">BORIS: Не я. Я голосую последним. Всегда. Привычка из девяностых.</w:t>
-      </w:r>
-    </w:p>
-    <w:p>
-      <w:pPr>
-        <w:pStyle w:val="BodyText"/>
-      </w:pPr>
-      <w:r>
-        <w:t xml:space="preserve">ZUYEVA: Тогда я. Я в этой компании ничего не вложила. Ни рубля. У меня нет доли. Поэтому мне легко говорить. Меня беспокоит одно. Клиники в Новосибирске только начали. Пациентки ещё не знают, чей гель. Если мы продадим — кто им ответит в три часа ночи?</w:t>
-      </w:r>
-    </w:p>
-    <w:p>
-      <w:pPr>
-        <w:pStyle w:val="BodyText"/>
-      </w:pPr>
-      <w:r>
-        <w:t xml:space="preserve">ALEKSEY: Нина Аркадьевна, вы спрашиваете как химик?</w:t>
-      </w:r>
-    </w:p>
-    <w:p>
-      <w:pPr>
-        <w:pStyle w:val="BodyText"/>
-      </w:pPr>
-      <w:r>
-        <w:t xml:space="preserve">ZUYEVA: Как женщина. Я тоже когда-нибудь позвоню ночью.</w:t>
-      </w:r>
-    </w:p>
-    <w:p>
-      <w:pPr>
-        <w:pStyle w:val="BodyText"/>
-      </w:pPr>
-      <w:r>
-        <w:t xml:space="preserve">IRINA: Волков сказал на складе: у него на такую ночь — ноль. И полис страховки.</w:t>
-      </w:r>
-    </w:p>
-    <w:p>
-      <w:pPr>
-        <w:pStyle w:val="BodyText"/>
-      </w:pPr>
-      <w:r>
-        <w:t xml:space="preserve">ZUYEVA: Вот. Полис — это не врач. Я химик, но это я понимаю.</w:t>
-      </w:r>
-    </w:p>
-    <w:p>
-      <w:pPr>
-        <w:pStyle w:val="BodyText"/>
-      </w:pPr>
-      <w:r>
-        <w:t xml:space="preserve">OLGA: Моё мнение — юридическое. Без приложения семь мнения нет. Есть подозрение. Громкое.</w:t>
-      </w:r>
-    </w:p>
-    <w:p>
-      <w:pPr>
-        <w:pStyle w:val="BodyText"/>
-      </w:pPr>
-      <w:r>
-        <w:t xml:space="preserve">IRINA: Моё — финансовое. Цена хорошая. Слишком хорошая. Я это сказала ещё в августе, до всякого предложения. За «слишком» всегда платят условиями. Условий мы не видим — только красивые слова и приложение, которого нет. Значит, мы не видим настоящей цены. Видим только первую цифру.</w:t>
-      </w:r>
-    </w:p>
-    <w:p>
-      <w:pPr>
-        <w:pStyle w:val="BodyText"/>
-      </w:pPr>
-      <w:r>
-        <w:t xml:space="preserve">ALEKSEY: Борис Игоревич?</w:t>
-      </w:r>
-    </w:p>
-    <w:p>
-      <w:pPr>
-        <w:pStyle w:val="BodyText"/>
-      </w:pPr>
-      <w:r>
-        <w:t xml:space="preserve">BORIS: Сказал же — последним.</w:t>
-      </w:r>
-    </w:p>
-    <w:p>
-      <w:pPr>
-        <w:pStyle w:val="BodyText"/>
-      </w:pPr>
-      <w:r>
-        <w:t xml:space="preserve">OLGA: Борис Игоревич, это не аукцион.</w:t>
+        <w:t xml:space="preserve">ALEKSEY: Теперь не голосование, а просто первые мнения, без всяких обязательств. Кто хочет начать?</w:t>
+      </w:r>
+    </w:p>
+    <w:p>
+      <w:pPr>
+        <w:pStyle w:val="BodyText"/>
+      </w:pPr>
+      <w:r>
+        <w:t xml:space="preserve">BORIS: Только не я. Я голосую всегда последним, это у меня привычка ещё из девяностых.</w:t>
+      </w:r>
+    </w:p>
+    <w:p>
+      <w:pPr>
+        <w:pStyle w:val="BodyText"/>
+      </w:pPr>
+      <w:r>
+        <w:t xml:space="preserve">ZUYEVA: Тогда начну я. Я в эту компанию ничего не вложила, ни рубля, и доли у меня нет, поэтому мне легко говорить. Меня беспокоит одно. Клиники в Новосибирске только начали работать, и пациентки ещё не знают, чей это гель. Если мы продадим компанию, кто им ответит в три часа ночи?</w:t>
+      </w:r>
+    </w:p>
+    <w:p>
+      <w:pPr>
+        <w:pStyle w:val="BodyText"/>
+      </w:pPr>
+      <w:r>
+        <w:t xml:space="preserve">ALEKSEY: Нина Аркадьевна, вы сейчас спрашиваете как химик, правильно я понимаю?</w:t>
+      </w:r>
+    </w:p>
+    <w:p>
+      <w:pPr>
+        <w:pStyle w:val="BodyText"/>
+      </w:pPr>
+      <w:r>
+        <w:t xml:space="preserve">ZUYEVA: Как женщина. Я тоже когда-нибудь позвоню ночью, и мне хотелось бы, чтобы кто-то ответил.</w:t>
+      </w:r>
+    </w:p>
+    <w:p>
+      <w:pPr>
+        <w:pStyle w:val="BodyText"/>
+      </w:pPr>
+      <w:r>
+        <w:t xml:space="preserve">IRINA: Волков сказал на складе прямо: у него на такую ночь ноль людей. И ещё полис страховки.</w:t>
+      </w:r>
+    </w:p>
+    <w:p>
+      <w:pPr>
+        <w:pStyle w:val="BodyText"/>
+      </w:pPr>
+      <w:r>
+        <w:t xml:space="preserve">ZUYEVA: Вот именно. Полис — это не врач, и хотя я химик, это я понимаю очень хорошо.</w:t>
+      </w:r>
+    </w:p>
+    <w:p>
+      <w:pPr>
+        <w:pStyle w:val="BodyText"/>
+      </w:pPr>
+      <w:r>
+        <w:t xml:space="preserve">OLGA: Моё мнение юридическое. Без приложения семь мнения у меня нет, а есть только подозрение, причём довольно громкое.</w:t>
+      </w:r>
+    </w:p>
+    <w:p>
+      <w:pPr>
+        <w:pStyle w:val="BodyText"/>
+      </w:pPr>
+      <w:r>
+        <w:t xml:space="preserve">IRINA: Моё мнение финансовое. Цена хорошая, даже слишком хорошая, и я это сказала ещё в августе, до всякого предложения. За «слишком» всегда платят условиями, а условий мы не видим: только красивые слова и приложение, которого нет. Значит, мы не видим настоящей цены, а видим только первую цифру.</w:t>
+      </w:r>
+    </w:p>
+    <w:p>
+      <w:pPr>
+        <w:pStyle w:val="BodyText"/>
+      </w:pPr>
+      <w:r>
+        <w:t xml:space="preserve">ALEKSEY: Борис Игоревич, а вы что скажете?</w:t>
+      </w:r>
+    </w:p>
+    <w:p>
+      <w:pPr>
+        <w:pStyle w:val="BodyText"/>
+      </w:pPr>
+      <w:r>
+        <w:t xml:space="preserve">BORIS: Я же сказал, что буду последним. Подождите немного.</w:t>
+      </w:r>
+    </w:p>
+    <w:p>
+      <w:pPr>
+        <w:pStyle w:val="BodyText"/>
+      </w:pPr>
+      <w:r>
+        <w:t xml:space="preserve">OLGA: Борис Игоревич, это всё-таки не аукцион, чтобы ждать последней ставки.</w:t>
       </w:r>
     </w:p>
     <w:p>
@@ -1682,135 +1682,135 @@
         <w:pStyle w:val="BodyText"/>
       </w:pPr>
       <w:r>
-        <w:t xml:space="preserve">ALEKSEY: Тогда я. Я не знаю. Это правда. Миллиард шестьсот — это больше, чем мой отец заработал за всю жизнь. В сто раз. Я об этом думаю. Я не притворяюсь, что не думаю.</w:t>
-      </w:r>
-    </w:p>
-    <w:p>
-      <w:pPr>
-        <w:pStyle w:val="BodyText"/>
-      </w:pPr>
-      <w:r>
-        <w:t xml:space="preserve">IRINA: Я тоже думаю. Ночью считала. Не удержалась.</w:t>
-      </w:r>
-    </w:p>
-    <w:p>
-      <w:pPr>
-        <w:pStyle w:val="BodyText"/>
-      </w:pPr>
-      <w:r>
-        <w:t xml:space="preserve">ALEKSEY: Все считали. Признаемся хотя бы друг другу.</w:t>
-      </w:r>
-    </w:p>
-    <w:p>
-      <w:pPr>
-        <w:pStyle w:val="BodyText"/>
-      </w:pPr>
-      <w:r>
-        <w:t xml:space="preserve">ZUYEVA: Спасибо, что не притворяетесь. Это редкость за этим столом. И за другими тоже.</w:t>
-      </w:r>
-    </w:p>
-    <w:p>
-      <w:pPr>
-        <w:pStyle w:val="BodyText"/>
-      </w:pPr>
-      <w:r>
-        <w:t xml:space="preserve">ALEKSEY: Но бабушка оставила мне вопрос. Один. «Кому станет хуже?» Пока я не знаю на него ответа, я не могу сказать «да». И не могу честно сказать «нет», потому что «нет» тоже кому-то сделает хуже. Может быть, нам самим. Это честно. Больше у меня пока ничего нет.</w:t>
-      </w:r>
-    </w:p>
-    <w:p>
-      <w:pPr>
-        <w:pStyle w:val="BodyText"/>
-      </w:pPr>
-      <w:r>
-        <w:t xml:space="preserve">BORIS: Теперь я. Последним, как обещал. Можно?</w:t>
-      </w:r>
-    </w:p>
-    <w:p>
-      <w:pPr>
-        <w:pStyle w:val="BodyText"/>
-      </w:pPr>
-      <w:r>
-        <w:t xml:space="preserve">OLGA: Можно, Борис Игоревич. Протокол слушает.</w:t>
-      </w:r>
-    </w:p>
-    <w:p>
-      <w:pPr>
-        <w:pStyle w:val="BodyText"/>
-      </w:pPr>
-      <w:r>
-        <w:t xml:space="preserve">BORIS: Восемьсот миллионов. Моя доля. Я вложил сорок. Пять лет назад. Это двадцать раз. Таких сделок у меня в жизни было две. Обе — в девяностые. Обе — с людьми, которых я потом не видел.</w:t>
-      </w:r>
-    </w:p>
-    <w:p>
-      <w:pPr>
-        <w:pStyle w:val="BodyText"/>
-      </w:pPr>
-      <w:r>
-        <w:t xml:space="preserve">ZUYEVA: И что с ними стало?</w:t>
-      </w:r>
-    </w:p>
-    <w:p>
-      <w:pPr>
-        <w:pStyle w:val="BodyText"/>
-      </w:pPr>
-      <w:r>
-        <w:t xml:space="preserve">BORIS: Один — на Кипре. Про второго не знаю. Не звонил. Не хотел знать.</w:t>
-      </w:r>
-    </w:p>
-    <w:p>
-      <w:pPr>
-        <w:pStyle w:val="BodyText"/>
-      </w:pPr>
-      <w:r>
-        <w:t xml:space="preserve">IRINA: Это «за» или «против»?</w:t>
-      </w:r>
-    </w:p>
-    <w:p>
-      <w:pPr>
-        <w:pStyle w:val="BodyText"/>
-      </w:pPr>
-      <w:r>
-        <w:t xml:space="preserve">BORIS: Это — история. А мнение такое: я не продам свою долю отдельно. Ни Волкову, ни другому, ни за какую премию. В корпоративном договоре право первой покупки — у вас троих. Я его сам подписывал, своей рукой.</w:t>
-      </w:r>
-    </w:p>
-    <w:p>
-      <w:pPr>
-        <w:pStyle w:val="BodyText"/>
-      </w:pPr>
-      <w:r>
-        <w:t xml:space="preserve">ALEKSEY: Спасибо, Борис Игоревич.</w:t>
-      </w:r>
-    </w:p>
-    <w:p>
-      <w:pPr>
-        <w:pStyle w:val="BodyText"/>
-      </w:pPr>
-      <w:r>
-        <w:t xml:space="preserve">BORIS: Не благодарите. Против продажи всего — я не говорил. Отдельно — не продам. Миронова поймёт.</w:t>
-      </w:r>
-    </w:p>
-    <w:p>
-      <w:pPr>
-        <w:pStyle w:val="BodyText"/>
-      </w:pPr>
-      <w:r>
-        <w:t xml:space="preserve">OLGA: Я поняла. Записываю дословно.</w:t>
-      </w:r>
-    </w:p>
-    <w:p>
-      <w:pPr>
-        <w:pStyle w:val="BodyText"/>
-      </w:pPr>
-      <w:r>
-        <w:t xml:space="preserve">ZUYEVA: Итог. Решения нет. Два действия: оценка и запрос. Общее мнение: мы не знаем, что покупают.</w:t>
-      </w:r>
-    </w:p>
-    <w:p>
-      <w:pPr>
-        <w:pStyle w:val="BodyText"/>
-      </w:pPr>
-      <w:r>
-        <w:t xml:space="preserve">ALEKSEY: Хороший итог. Закрываем?</w:t>
+        <w:t xml:space="preserve">ALEKSEY: Тогда скажу я. Я не знаю, и это правда. Миллиард шестьсот — это в сто раз больше, чем мой отец заработал за всю жизнь. Я об этом думаю, и я не буду притворяться, что не думаю, потому что здесь все свои и притворяться глупо.</w:t>
+      </w:r>
+    </w:p>
+    <w:p>
+      <w:pPr>
+        <w:pStyle w:val="BodyText"/>
+      </w:pPr>
+      <w:r>
+        <w:t xml:space="preserve">IRINA: Я тоже об этом думаю. Ночью села считать, потому что не смогла удержаться.</w:t>
+      </w:r>
+    </w:p>
+    <w:p>
+      <w:pPr>
+        <w:pStyle w:val="BodyText"/>
+      </w:pPr>
+      <w:r>
+        <w:t xml:space="preserve">ALEKSEY: Все считали, я уверен. Давайте признаемся в этом хотя бы друг другу.</w:t>
+      </w:r>
+    </w:p>
+    <w:p>
+      <w:pPr>
+        <w:pStyle w:val="BodyText"/>
+      </w:pPr>
+      <w:r>
+        <w:t xml:space="preserve">ZUYEVA: Спасибо, что вы не притворяетесь. Это редкость за этим столом, да и за другими тоже.</w:t>
+      </w:r>
+    </w:p>
+    <w:p>
+      <w:pPr>
+        <w:pStyle w:val="BodyText"/>
+      </w:pPr>
+      <w:r>
+        <w:t xml:space="preserve">ALEKSEY: Но бабушка оставила мне один вопрос: «Кому станет хуже?» Пока я не знаю на него ответа, я не могу сказать «да». И не могу честно сказать «нет», потому что «нет» тоже кому-то сделает хуже, может быть, нам самим. Это честно, и больше у меня пока ничего нет.</w:t>
+      </w:r>
+    </w:p>
+    <w:p>
+      <w:pPr>
+        <w:pStyle w:val="BodyText"/>
+      </w:pPr>
+      <w:r>
+        <w:t xml:space="preserve">BORIS: Теперь моя очередь, последним, как я и обещал. Можно мне сказать?</w:t>
+      </w:r>
+    </w:p>
+    <w:p>
+      <w:pPr>
+        <w:pStyle w:val="BodyText"/>
+      </w:pPr>
+      <w:r>
+        <w:t xml:space="preserve">OLGA: Можно, Борис Игоревич. Протокол вас внимательно слушает.</w:t>
+      </w:r>
+    </w:p>
+    <w:p>
+      <w:pPr>
+        <w:pStyle w:val="BodyText"/>
+      </w:pPr>
+      <w:r>
+        <w:t xml:space="preserve">BORIS: Восемьсот миллионов — это моя доля. Я вложил сорок миллионов пять лет назад, то есть вложение выросло в двадцать раз. Таких сделок у меня в жизни было две, обе в девяностые, и обе с людьми, которых я потом больше никогда не видел.</w:t>
+      </w:r>
+    </w:p>
+    <w:p>
+      <w:pPr>
+        <w:pStyle w:val="BodyText"/>
+      </w:pPr>
+      <w:r>
+        <w:t xml:space="preserve">ZUYEVA: А что с ними стало, если не секрет?</w:t>
+      </w:r>
+    </w:p>
+    <w:p>
+      <w:pPr>
+        <w:pStyle w:val="BodyText"/>
+      </w:pPr>
+      <w:r>
+        <w:t xml:space="preserve">BORIS: Один теперь живёт на Кипре. Про второго не знаю, потому что не звонил ему и, честно говоря, не хотел знать.</w:t>
+      </w:r>
+    </w:p>
+    <w:p>
+      <w:pPr>
+        <w:pStyle w:val="BodyText"/>
+      </w:pPr>
+      <w:r>
+        <w:t xml:space="preserve">IRINA: Простите, а это сейчас было «за» или «против»?</w:t>
+      </w:r>
+    </w:p>
+    <w:p>
+      <w:pPr>
+        <w:pStyle w:val="BodyText"/>
+      </w:pPr>
+      <w:r>
+        <w:t xml:space="preserve">BORIS: Это история. А мнение такое: я не продам свою долю отдельно. Ни Волкову, ни кому-то другому, ни за какую премию. По корпоративному договору право первой покупки есть у вас троих, и я этот договор подписывал сам, своей рукой.</w:t>
+      </w:r>
+    </w:p>
+    <w:p>
+      <w:pPr>
+        <w:pStyle w:val="BodyText"/>
+      </w:pPr>
+      <w:r>
+        <w:t xml:space="preserve">ALEKSEY: Спасибо, Борис Игоревич, для нас это очень важно.</w:t>
+      </w:r>
+    </w:p>
+    <w:p>
+      <w:pPr>
+        <w:pStyle w:val="BodyText"/>
+      </w:pPr>
+      <w:r>
+        <w:t xml:space="preserve">BORIS: Не благодарите. Я не говорил, что против продажи всей компании. Отдельно не продам, и Миронова это поймёт.</w:t>
+      </w:r>
+    </w:p>
+    <w:p>
+      <w:pPr>
+        <w:pStyle w:val="BodyText"/>
+      </w:pPr>
+      <w:r>
+        <w:t xml:space="preserve">OLGA: Я всё поняла и записываю ваши слова дословно.</w:t>
+      </w:r>
+    </w:p>
+    <w:p>
+      <w:pPr>
+        <w:pStyle w:val="BodyText"/>
+      </w:pPr>
+      <w:r>
+        <w:t xml:space="preserve">ZUYEVA: Подведу итог. Решения нет, но есть два действия: оценка и запрос. Общее мнение: мы не знаем, что именно у нас покупают.</w:t>
+      </w:r>
+    </w:p>
+    <w:p>
+      <w:pPr>
+        <w:pStyle w:val="BodyText"/>
+      </w:pPr>
+      <w:r>
+        <w:t xml:space="preserve">ALEKSEY: Хороший итог, лучше не скажешь. Закрываем заседание?</w:t>
       </w:r>
     </w:p>
     <w:bookmarkEnd w:id="23"/>
@@ -1828,199 +1828,199 @@
         <w:pStyle w:val="FirstParagraph"/>
       </w:pPr>
       <w:r>
-        <w:t xml:space="preserve">KIRILL: Алексей Николаевич, простите. Можно на минуту? Это срочно. И неприятно.</w:t>
-      </w:r>
-    </w:p>
-    <w:p>
-      <w:pPr>
-        <w:pStyle w:val="BodyText"/>
-      </w:pPr>
-      <w:r>
-        <w:t xml:space="preserve">ALEKSEY: Заходи. Совет только закончился. Борис Игоревич ещё здесь.</w:t>
-      </w:r>
-    </w:p>
-    <w:p>
-      <w:pPr>
-        <w:pStyle w:val="BodyText"/>
-      </w:pPr>
-      <w:r>
-        <w:t xml:space="preserve">KIRILL: В курилке говорят «четыре миллиарда». Не «предложение». Не «Волков». Просто цифра. Четыре миллиарда.</w:t>
-      </w:r>
-    </w:p>
-    <w:p>
-      <w:pPr>
-        <w:pStyle w:val="BodyText"/>
-      </w:pPr>
-      <w:r>
-        <w:t xml:space="preserve">OLGA: Откуда? Копий было пять. Все пять — у членов совета.</w:t>
-      </w:r>
-    </w:p>
-    <w:p>
-      <w:pPr>
-        <w:pStyle w:val="BodyText"/>
-      </w:pPr>
-      <w:r>
-        <w:t xml:space="preserve">KIRILL: Зоя услышала в лифте. Двое из отдела продаж. Им сказал знакомый из «Северной Фармы». Вчера. В баре.</w:t>
-      </w:r>
-    </w:p>
-    <w:p>
-      <w:pPr>
-        <w:pStyle w:val="BodyText"/>
-      </w:pPr>
-      <w:r>
-        <w:t xml:space="preserve">ALEKSEY: Кто именно? Имена не нужны. Отдел.</w:t>
-      </w:r>
-    </w:p>
-    <w:p>
-      <w:pPr>
-        <w:pStyle w:val="BodyText"/>
-      </w:pPr>
-      <w:r>
-        <w:t xml:space="preserve">KIRILL: Продажи. Мои ребята. Мне стыдно.</w:t>
-      </w:r>
-    </w:p>
-    <w:p>
-      <w:pPr>
-        <w:pStyle w:val="BodyText"/>
-      </w:pPr>
-      <w:r>
-        <w:t xml:space="preserve">BORIS: Волков. Не сам. Его люди. Это тоже метод. Когда цифру знают все — тем, кто против, становится неловко.</w:t>
-      </w:r>
-    </w:p>
-    <w:p>
-      <w:pPr>
-        <w:pStyle w:val="BodyText"/>
-      </w:pPr>
-      <w:r>
-        <w:t xml:space="preserve">IRINA: Неловко перед кем?</w:t>
-      </w:r>
-    </w:p>
-    <w:p>
-      <w:pPr>
-        <w:pStyle w:val="BodyText"/>
-      </w:pPr>
-      <w:r>
-        <w:t xml:space="preserve">BORIS: Перед своими. Сто человек узнают, что у директора на столе миллиард шестьсот. И что директор пока думает. А пока директор думает — каждый думает о своём: об ипотеке, о детях, о том, кого сократят. И работать перестают. Не со зла. От страха.</w:t>
-      </w:r>
-    </w:p>
-    <w:p>
-      <w:pPr>
-        <w:pStyle w:val="BodyText"/>
-      </w:pPr>
-      <w:r>
-        <w:t xml:space="preserve">ZUYEVA: Я думала, они узнают через неделю. Ошиблась. Через четыре дня.</w:t>
-      </w:r>
-    </w:p>
-    <w:p>
-      <w:pPr>
-        <w:pStyle w:val="BodyText"/>
-      </w:pPr>
-      <w:r>
-        <w:t xml:space="preserve">ALEKSEY: Кирилл, что говорят? Дословно.</w:t>
-      </w:r>
-    </w:p>
-    <w:p>
-      <w:pPr>
-        <w:pStyle w:val="BodyText"/>
-      </w:pPr>
-      <w:r>
-        <w:t xml:space="preserve">KIRILL: Дословно, как Зоя записала. «Нас продают». Потом: «Кого сократят первыми?» Потом: «Центр закроют — Корнилова уйдёт, и всё». И один, молодой, спросил: «А сколько получит Воронцов?» Все замолчали. Никто не ответил. Потому что никто не знал.</w:t>
-      </w:r>
-    </w:p>
-    <w:p>
-      <w:pPr>
-        <w:pStyle w:val="BodyText"/>
-      </w:pPr>
-      <w:r>
-        <w:t xml:space="preserve">ALEKSEY: Это честный вопрос. На него нужен честный ответ.</w:t>
-      </w:r>
-    </w:p>
-    <w:p>
-      <w:pPr>
-        <w:pStyle w:val="BodyText"/>
-      </w:pPr>
-      <w:r>
-        <w:t xml:space="preserve">OLGA: Лёша, подожди. Мы ещё ничего не решили. Мы не можем говорить людям про сделку, которой нет.</w:t>
-      </w:r>
-    </w:p>
-    <w:p>
-      <w:pPr>
-        <w:pStyle w:val="BodyText"/>
-      </w:pPr>
-      <w:r>
-        <w:t xml:space="preserve">ALEKSEY: Мы можем говорить людям правду. Сделки нет. Предложение есть. Цифра — правда. И то, что я думаю, — тоже правда. Если мы промолчим, через неделю правда будет у Волкова, а у нас — только слухи. Я не хочу, чтобы моим людям про меня рассказывал его бармен.</w:t>
-      </w:r>
-    </w:p>
-    <w:p>
-      <w:pPr>
-        <w:pStyle w:val="BodyText"/>
-      </w:pPr>
-      <w:r>
-        <w:t xml:space="preserve">BORIS: Он прав. В девяносто восьмом я промолчал. Думал — разберусь, потом скажу. Люди узнали от банка, раньше меня. Половина ушла через месяц. Не из-за денег. Деньги я потом нашёл. Из-за молчания. Молчание они мне не простили. И правильно сделали.</w:t>
-      </w:r>
-    </w:p>
-    <w:p>
-      <w:pPr>
-        <w:pStyle w:val="BodyText"/>
-      </w:pPr>
-      <w:r>
-        <w:t xml:space="preserve">IRINA: Когда?</w:t>
-      </w:r>
-    </w:p>
-    <w:p>
-      <w:pPr>
-        <w:pStyle w:val="BodyText"/>
-      </w:pPr>
-      <w:r>
-        <w:t xml:space="preserve">ALEKSEY: Завтра. В девять. Все сто. Кто в регионах — по видео. Я скажу сам.</w:t>
-      </w:r>
-    </w:p>
-    <w:p>
-      <w:pPr>
-        <w:pStyle w:val="BodyText"/>
-      </w:pPr>
-      <w:r>
-        <w:t xml:space="preserve">KIRILL: Новосибирск — плюс четыре часа. Им будет час дня.</w:t>
-      </w:r>
-    </w:p>
-    <w:p>
-      <w:pPr>
-        <w:pStyle w:val="BodyText"/>
-      </w:pPr>
-      <w:r>
-        <w:t xml:space="preserve">ALEKSEY: Удобно. Подключай всех. Даже тех, кто в отпуске.</w:t>
-      </w:r>
-    </w:p>
-    <w:p>
-      <w:pPr>
-        <w:pStyle w:val="BodyText"/>
-      </w:pPr>
-      <w:r>
-        <w:t xml:space="preserve">OLGA: Тогда я напишу тебе, что нельзя говорить. Одну страницу. Всё остальное — можно.</w:t>
-      </w:r>
-    </w:p>
-    <w:p>
-      <w:pPr>
-        <w:pStyle w:val="BodyText"/>
-      </w:pPr>
-      <w:r>
-        <w:t xml:space="preserve">ALEKSEY: Одну страницу. Не шесть.</w:t>
-      </w:r>
-    </w:p>
-    <w:p>
-      <w:pPr>
-        <w:pStyle w:val="BodyText"/>
-      </w:pPr>
-      <w:r>
-        <w:t xml:space="preserve">ZUYEVA: Алексей, ещё одно. Скажите им цифру сами. Первым. Цифра из ваших уст — это информация. Из чужих — это сплетня.</w:t>
-      </w:r>
-    </w:p>
-    <w:p>
-      <w:pPr>
-        <w:pStyle w:val="BodyText"/>
-      </w:pPr>
-      <w:r>
-        <w:t xml:space="preserve">ALEKSEY: Скажу. Миллиард шестьсот — моя доля. Скажу это первым. До всего остального.</w:t>
+        <w:t xml:space="preserve">KIRILL: Алексей Николаевич, простите, можно вас на минуту? Это срочно и, к сожалению, неприятно.</w:t>
+      </w:r>
+    </w:p>
+    <w:p>
+      <w:pPr>
+        <w:pStyle w:val="BodyText"/>
+      </w:pPr>
+      <w:r>
+        <w:t xml:space="preserve">ALEKSEY: Заходи. Совет только что закончился, и Борис Игоревич ещё здесь, так что говори при всех.</w:t>
+      </w:r>
+    </w:p>
+    <w:p>
+      <w:pPr>
+        <w:pStyle w:val="BodyText"/>
+      </w:pPr>
+      <w:r>
+        <w:t xml:space="preserve">KIRILL: В курилке говорят «четыре миллиарда». Не «предложение» и не «Волков», а просто цифру: четыре миллиарда.</w:t>
+      </w:r>
+    </w:p>
+    <w:p>
+      <w:pPr>
+        <w:pStyle w:val="BodyText"/>
+      </w:pPr>
+      <w:r>
+        <w:t xml:space="preserve">OLGA: Откуда они это взяли? Копий было пять, и все пять у членов совета.</w:t>
+      </w:r>
+    </w:p>
+    <w:p>
+      <w:pPr>
+        <w:pStyle w:val="BodyText"/>
+      </w:pPr>
+      <w:r>
+        <w:t xml:space="preserve">KIRILL: Зоя услышала в лифте, как говорили двое из отдела продаж. Им вчера в баре сказал знакомый из «Северной Фармы».</w:t>
+      </w:r>
+    </w:p>
+    <w:p>
+      <w:pPr>
+        <w:pStyle w:val="BodyText"/>
+      </w:pPr>
+      <w:r>
+        <w:t xml:space="preserve">ALEKSEY: Кто именно? Имена мне не нужны, скажи только, из какого отдела.</w:t>
+      </w:r>
+    </w:p>
+    <w:p>
+      <w:pPr>
+        <w:pStyle w:val="BodyText"/>
+      </w:pPr>
+      <w:r>
+        <w:t xml:space="preserve">KIRILL: Из продаж, это мои ребята. Мне за них очень стыдно, честное слово.</w:t>
+      </w:r>
+    </w:p>
+    <w:p>
+      <w:pPr>
+        <w:pStyle w:val="BodyText"/>
+      </w:pPr>
+      <w:r>
+        <w:t xml:space="preserve">BORIS: Это Волков, только не сам, а его люди. Это тоже метод: когда цифру знают все, тем, кто против, становится неловко.</w:t>
+      </w:r>
+    </w:p>
+    <w:p>
+      <w:pPr>
+        <w:pStyle w:val="BodyText"/>
+      </w:pPr>
+      <w:r>
+        <w:t xml:space="preserve">IRINA: Неловко перед кем, Борис Игоревич? Я не совсем понимаю.</w:t>
+      </w:r>
+    </w:p>
+    <w:p>
+      <w:pPr>
+        <w:pStyle w:val="BodyText"/>
+      </w:pPr>
+      <w:r>
+        <w:t xml:space="preserve">BORIS: Перед своими. Сто человек узнают, что у директора на столе миллиард шестьсот и что директор пока думает. А пока директор думает, каждый думает о своём: об ипотеке, о детях, о том, кого сократят. И люди перестают работать, причём не со зла, а от страха.</w:t>
+      </w:r>
+    </w:p>
+    <w:p>
+      <w:pPr>
+        <w:pStyle w:val="BodyText"/>
+      </w:pPr>
+      <w:r>
+        <w:t xml:space="preserve">ZUYEVA: Я думала, что они узнают через неделю, но ошиблась. Узнали всего через четыре дня.</w:t>
+      </w:r>
+    </w:p>
+    <w:p>
+      <w:pPr>
+        <w:pStyle w:val="BodyText"/>
+      </w:pPr>
+      <w:r>
+        <w:t xml:space="preserve">ALEKSEY: Кирилл, а что именно говорят? Передай, пожалуйста, дословно.</w:t>
+      </w:r>
+    </w:p>
+    <w:p>
+      <w:pPr>
+        <w:pStyle w:val="BodyText"/>
+      </w:pPr>
+      <w:r>
+        <w:t xml:space="preserve">KIRILL: Дословно, как Зоя записала: «Нас продают». Потом: «Кого сократят первыми?» Потом: «Центр закроют — Корнилова уйдёт, и всё». А один, совсем молодой, спросил: «А сколько получит Воронцов?» Все замолчали, и никто не ответил, потому что никто не знал.</w:t>
+      </w:r>
+    </w:p>
+    <w:p>
+      <w:pPr>
+        <w:pStyle w:val="BodyText"/>
+      </w:pPr>
+      <w:r>
+        <w:t xml:space="preserve">ALEKSEY: Это честный вопрос, и на него нужен такой же честный ответ.</w:t>
+      </w:r>
+    </w:p>
+    <w:p>
+      <w:pPr>
+        <w:pStyle w:val="BodyText"/>
+      </w:pPr>
+      <w:r>
+        <w:t xml:space="preserve">OLGA: Лёша, подожди. Мы ещё ничего не решили и не можем говорить людям про сделку, которой нет.</w:t>
+      </w:r>
+    </w:p>
+    <w:p>
+      <w:pPr>
+        <w:pStyle w:val="BodyText"/>
+      </w:pPr>
+      <w:r>
+        <w:t xml:space="preserve">ALEKSEY: Мы можем говорить людям правду. Сделки нет, но предложение есть, цифра — правда, и то, что я думаю, тоже правда. Если мы промолчим, через неделю правда будет у Волкова, а у нас останутся только слухи. Я не хочу, чтобы моим людям про меня рассказывал его бармен.</w:t>
+      </w:r>
+    </w:p>
+    <w:p>
+      <w:pPr>
+        <w:pStyle w:val="BodyText"/>
+      </w:pPr>
+      <w:r>
+        <w:t xml:space="preserve">BORIS: Он прав. В девяносто восьмом я промолчал: думал, что сначала разберусь, а потом скажу. Люди узнали от банка раньше меня, и половина ушла через месяц. Не из-за денег, деньги я потом нашёл, а из-за молчания. Молчание они мне не простили. И правильно сделали.</w:t>
+      </w:r>
+    </w:p>
+    <w:p>
+      <w:pPr>
+        <w:pStyle w:val="BodyText"/>
+      </w:pPr>
+      <w:r>
+        <w:t xml:space="preserve">IRINA: Хорошо, тогда когда мы им скажем?</w:t>
+      </w:r>
+    </w:p>
+    <w:p>
+      <w:pPr>
+        <w:pStyle w:val="BodyText"/>
+      </w:pPr>
+      <w:r>
+        <w:t xml:space="preserve">ALEKSEY: Завтра в девять, всем ста сотрудникам сразу. Кто в регионах, подключится по видео, и я скажу всё сам.</w:t>
+      </w:r>
+    </w:p>
+    <w:p>
+      <w:pPr>
+        <w:pStyle w:val="BodyText"/>
+      </w:pPr>
+      <w:r>
+        <w:t xml:space="preserve">KIRILL: В Новосибирске плюс четыре часа, так что у них будет уже час дня.</w:t>
+      </w:r>
+    </w:p>
+    <w:p>
+      <w:pPr>
+        <w:pStyle w:val="BodyText"/>
+      </w:pPr>
+      <w:r>
+        <w:t xml:space="preserve">ALEKSEY: Это даже удобно. Подключай всех, даже тех, кто сейчас в отпуске.</w:t>
+      </w:r>
+    </w:p>
+    <w:p>
+      <w:pPr>
+        <w:pStyle w:val="BodyText"/>
+      </w:pPr>
+      <w:r>
+        <w:t xml:space="preserve">OLGA: Тогда я напишу тебе, чего говорить нельзя, на одной странице. Всё остальное можно.</w:t>
+      </w:r>
+    </w:p>
+    <w:p>
+      <w:pPr>
+        <w:pStyle w:val="BodyText"/>
+      </w:pPr>
+      <w:r>
+        <w:t xml:space="preserve">ALEKSEY: Договорились: одна страница, а не шесть, как у Волкова.</w:t>
+      </w:r>
+    </w:p>
+    <w:p>
+      <w:pPr>
+        <w:pStyle w:val="BodyText"/>
+      </w:pPr>
+      <w:r>
+        <w:t xml:space="preserve">ZUYEVA: Алексей, ещё одно. Скажите им цифру сами и первым. Цифра из ваших уст — это информация. Из чужих — это сплетня.</w:t>
+      </w:r>
+    </w:p>
+    <w:p>
+      <w:pPr>
+        <w:pStyle w:val="BodyText"/>
+      </w:pPr>
+      <w:r>
+        <w:t xml:space="preserve">ALEKSEY: Скажу. Миллиард шестьсот — это моя доля, и я скажу это первым, раньше всего остального.</w:t>
       </w:r>
     </w:p>
     <w:bookmarkEnd w:id="24"/>
@@ -2038,95 +2038,95 @@
         <w:pStyle w:val="FirstParagraph"/>
       </w:pPr>
       <w:r>
-        <w:t xml:space="preserve">DOYUN: Лёша. Президент прочитал. Я перевёл всё: шесть страниц, протокол, оценку Ирины.</w:t>
-      </w:r>
-    </w:p>
-    <w:p>
-      <w:pPr>
-        <w:pStyle w:val="BodyText"/>
-      </w:pPr>
-      <w:r>
-        <w:t xml:space="preserve">ALEKSEY: И что он сказал?</w:t>
-      </w:r>
-    </w:p>
-    <w:p>
-      <w:pPr>
-        <w:pStyle w:val="BodyText"/>
-      </w:pPr>
-      <w:r>
-        <w:t xml:space="preserve">DOYUN: Одно слово. По-русски. «Оценка».</w:t>
-      </w:r>
-    </w:p>
-    <w:p>
-      <w:pPr>
-        <w:pStyle w:val="BodyText"/>
-      </w:pPr>
-      <w:r>
-        <w:t xml:space="preserve">ALEKSEY: Оценка? Это значит — он согласен с Ириной?</w:t>
-      </w:r>
-    </w:p>
-    <w:p>
-      <w:pPr>
-        <w:pStyle w:val="BodyText"/>
-      </w:pPr>
-      <w:r>
-        <w:t xml:space="preserve">DOYUN: Нет. Это вопрос. Он спрашивает: «Во сколько Алексей оценивает себя?» Не компанию. Себя.</w:t>
-      </w:r>
-    </w:p>
-    <w:p>
-      <w:pPr>
-        <w:pStyle w:val="BodyText"/>
-      </w:pPr>
-      <w:r>
-        <w:t xml:space="preserve">ALEKSEY: Себя… Я не знаю, как это считать.</w:t>
-      </w:r>
-    </w:p>
-    <w:p>
-      <w:pPr>
-        <w:pStyle w:val="BodyText"/>
-      </w:pPr>
-      <w:r>
-        <w:t xml:space="preserve">DOYUN: Он тоже не знал. В девяносто восьмом. Когда японцы хотели купить Седжин. Он мне рассказал только сегодня.</w:t>
-      </w:r>
-    </w:p>
-    <w:p>
-      <w:pPr>
-        <w:pStyle w:val="BodyText"/>
-      </w:pPr>
-      <w:r>
-        <w:t xml:space="preserve">ALEKSEY: Японцы? Танака?</w:t>
-      </w:r>
-    </w:p>
-    <w:p>
-      <w:pPr>
-        <w:pStyle w:val="BodyText"/>
-      </w:pPr>
-      <w:r>
-        <w:t xml:space="preserve">DOYUN: Не Танака. Другие. Большие. Он не продал. Но три месяца не спал. Как ты сейчас.</w:t>
-      </w:r>
-    </w:p>
-    <w:p>
-      <w:pPr>
-        <w:pStyle w:val="BodyText"/>
-      </w:pPr>
-      <w:r>
-        <w:t xml:space="preserve">ALEKSEY: Я сплю. Рита проверяет.</w:t>
-      </w:r>
-    </w:p>
-    <w:p>
-      <w:pPr>
-        <w:pStyle w:val="BodyText"/>
-      </w:pPr>
-      <w:r>
-        <w:t xml:space="preserve">DOYUN: Рита проверяет почту. Сон она не видит. Президент приглашает тебя в Вонджу. Когда захочешь. Без повода.</w:t>
-      </w:r>
-    </w:p>
-    <w:p>
-      <w:pPr>
-        <w:pStyle w:val="BodyText"/>
-      </w:pPr>
-      <w:r>
-        <w:t xml:space="preserve">ALEKSEY: Без повода. В Вонджу. Может быть, это и есть повод.</w:t>
+        <w:t xml:space="preserve">DOYUN: Лёша, президент всё прочитал. Я перевёл ему всё: шесть страниц, протокол и оценку Ирины.</w:t>
+      </w:r>
+    </w:p>
+    <w:p>
+      <w:pPr>
+        <w:pStyle w:val="BodyText"/>
+      </w:pPr>
+      <w:r>
+        <w:t xml:space="preserve">ALEKSEY: И что он сказал, когда дочитал?</w:t>
+      </w:r>
+    </w:p>
+    <w:p>
+      <w:pPr>
+        <w:pStyle w:val="BodyText"/>
+      </w:pPr>
+      <w:r>
+        <w:t xml:space="preserve">DOYUN: Одно слово, и по-русски: «Оценка».</w:t>
+      </w:r>
+    </w:p>
+    <w:p>
+      <w:pPr>
+        <w:pStyle w:val="BodyText"/>
+      </w:pPr>
+      <w:r>
+        <w:t xml:space="preserve">ALEKSEY: Оценка? Это значит, что он согласен с Ириной и её цифрами?</w:t>
+      </w:r>
+    </w:p>
+    <w:p>
+      <w:pPr>
+        <w:pStyle w:val="BodyText"/>
+      </w:pPr>
+      <w:r>
+        <w:t xml:space="preserve">DOYUN: Нет, это вопрос. Он спрашивает: «Во сколько Алексей оценивает себя?» Не компанию, а именно себя.</w:t>
+      </w:r>
+    </w:p>
+    <w:p>
+      <w:pPr>
+        <w:pStyle w:val="BodyText"/>
+      </w:pPr>
+      <w:r>
+        <w:t xml:space="preserve">ALEKSEY: Себя… Я даже не знаю, как это можно посчитать.</w:t>
+      </w:r>
+    </w:p>
+    <w:p>
+      <w:pPr>
+        <w:pStyle w:val="BodyText"/>
+      </w:pPr>
+      <w:r>
+        <w:t xml:space="preserve">DOYUN: Он тоже не знал, в девяносто восьмом, когда японцы хотели купить Седжин. Он рассказал мне об этом только сегодня.</w:t>
+      </w:r>
+    </w:p>
+    <w:p>
+      <w:pPr>
+        <w:pStyle w:val="BodyText"/>
+      </w:pPr>
+      <w:r>
+        <w:t xml:space="preserve">ALEKSEY: Японцы? Ты имеешь в виду Танаку?</w:t>
+      </w:r>
+    </w:p>
+    <w:p>
+      <w:pPr>
+        <w:pStyle w:val="BodyText"/>
+      </w:pPr>
+      <w:r>
+        <w:t xml:space="preserve">DOYUN: Не Танаку, а других, очень больших. Он не продал, но три месяца не спал, как ты сейчас.</w:t>
+      </w:r>
+    </w:p>
+    <w:p>
+      <w:pPr>
+        <w:pStyle w:val="BodyText"/>
+      </w:pPr>
+      <w:r>
+        <w:t xml:space="preserve">ALEKSEY: Я сплю, честное слово. Рита за этим следит.</w:t>
+      </w:r>
+    </w:p>
+    <w:p>
+      <w:pPr>
+        <w:pStyle w:val="BodyText"/>
+      </w:pPr>
+      <w:r>
+        <w:t xml:space="preserve">DOYUN: Рита проверяет почту, а сон она не видит. Президент приглашает тебя в Вонджу, когда захочешь и без всякого повода.</w:t>
+      </w:r>
+    </w:p>
+    <w:p>
+      <w:pPr>
+        <w:pStyle w:val="BodyText"/>
+      </w:pPr>
+      <w:r>
+        <w:t xml:space="preserve">ALEKSEY: Без повода, в Вонджу. Может быть, это как раз и есть повод.</w:t>
       </w:r>
     </w:p>
     <w:p>
@@ -2142,15 +2142,15 @@
         <w:pStyle w:val="BodyText"/>
       </w:pPr>
       <w:r>
-        <w:t xml:space="preserve">ALEKSEY: Завтра в девять. Со своими. Сто человек.</w:t>
-      </w:r>
-    </w:p>
-    <w:p>
-      <w:pPr>
-        <w:pStyle w:val="BodyText"/>
-      </w:pPr>
-      <w:r>
-        <w:t xml:space="preserve">DOYUN: Удачи, тари. Скажи им цифру сам. Президент тоже так сказал бы.</w:t>
+        <w:t xml:space="preserve">ALEKSEY: Значит, завтра в девять я говорю со своими, со всеми ста людьми.</w:t>
+      </w:r>
+    </w:p>
+    <w:p>
+      <w:pPr>
+        <w:pStyle w:val="BodyText"/>
+      </w:pPr>
+      <w:r>
+        <w:t xml:space="preserve">DOYUN: Удачи, тари. Скажи им цифру сам, президент тоже так сказал бы.</w:t>
       </w:r>
     </w:p>
     <w:p>
@@ -3137,7 +3137,7 @@
         <w:t xml:space="preserve">“</w:t>
       </w:r>
       <w:r>
-        <w:t xml:space="preserve">Прямо: «оптимизация непрофильных функций». Что у дистрибьютора непрофильное? Учебный центр Корниловой. Линия для пациенток. Программа «После укола» с ночными выездами. Отдел качества Лисицыной с правом остановить партию. Для него это всё — расходы. Не профиль. Не продажи. Значит — оптимизация.</w:t>
+        <w:t xml:space="preserve">Прямо: «оптимизация непрофильных функций». Что у дистрибьютора непрофильное? Учебный центр Корниловой, линия для пациенток, программа «После укола» с ночными выездами и отдел качества Лисицыной, у которого есть право остановить партию. Для него всё это расходы, а не профиль и не продажи. Значит — оптимизация.</w:t>
       </w:r>
       <w:r>
         <w:t xml:space="preserve">”</w:t>
@@ -3293,19 +3293,19 @@
               <w:jc w:val="left"/>
             </w:pPr>
             <w:r>
-              <w:t xml:space="preserve">Учебный центр… Линия… Программа… Отдел качества…</w:t>
-            </w:r>
-          </w:p>
-        </w:tc>
-        <w:tc>
-          <w:tcPr/>
-          <w:p>
-            <w:pPr>
-              <w:pStyle w:val="Compact"/>
-              <w:jc w:val="left"/>
-            </w:pPr>
-            <w:r>
-              <w:t xml:space="preserve">명사구 나열(구체화)</w:t>
+              <w:t xml:space="preserve">Учебный центр…, линия…, программа… и отдел качества…, у которого есть право…</w:t>
+            </w:r>
+          </w:p>
+        </w:tc>
+        <w:tc>
+          <w:tcPr/>
+          <w:p>
+            <w:pPr>
+              <w:pStyle w:val="Compact"/>
+              <w:jc w:val="left"/>
+            </w:pPr>
+            <w:r>
+              <w:t xml:space="preserve">명사구 나열 + который 관계절로 구체화</w:t>
             </w:r>
           </w:p>
         </w:tc>
@@ -3331,19 +3331,19 @@
               <w:jc w:val="left"/>
             </w:pPr>
             <w:r>
-              <w:t xml:space="preserve">Для него это всё — расходы. Не профиль. Не продажи.</w:t>
-            </w:r>
-          </w:p>
-        </w:tc>
-        <w:tc>
-          <w:tcPr/>
-          <w:p>
-            <w:pPr>
-              <w:pStyle w:val="Compact"/>
-              <w:jc w:val="left"/>
-            </w:pPr>
-            <w:r>
-              <w:t xml:space="preserve">для + 생격, 부정 나열</w:t>
+              <w:t xml:space="preserve">Для него всё это расходы, а не профиль и не продажи.</w:t>
+            </w:r>
+          </w:p>
+        </w:tc>
+        <w:tc>
+          <w:tcPr/>
+          <w:p>
+            <w:pPr>
+              <w:pStyle w:val="Compact"/>
+              <w:jc w:val="left"/>
+            </w:pPr>
+            <w:r>
+              <w:t xml:space="preserve">для + 생격, а не… и не… 대조</w:t>
             </w:r>
           </w:p>
         </w:tc>
@@ -3405,7 +3405,7 @@
         <w:t xml:space="preserve">“</w:t>
       </w:r>
       <w:r>
-        <w:t xml:space="preserve">Прямо: «…». Что у … ? … . … . Для него это всё — …. Значит — ….</w:t>
+        <w:t xml:space="preserve">Прямо: «…». Что у … ? …, … и …, у которого…. Для него всё это …, а не … и не …. Значит — ….</w:t>
       </w:r>
       <w:r>
         <w:t xml:space="preserve">”</w:t>
@@ -3424,7 +3424,7 @@
         <w:t xml:space="preserve"> </w:t>
       </w:r>
       <w:r>
-        <w:t xml:space="preserve">прямо · для него · значит</w:t>
+        <w:t xml:space="preserve">прямо · у которого(~을 가진) · для него · а не… и не…(~도 ~도 아니라) · значит</w:t>
       </w:r>
       <w:r>
         <w:t xml:space="preserve"> </w:t>
@@ -3440,7 +3440,7 @@
         <w:t xml:space="preserve"> </w:t>
       </w:r>
       <w:r>
-        <w:t xml:space="preserve">계약서의 완곡한 문구 하나를 골라 실제 의미를 풀어 말하는 30~40단어 발화.</w:t>
+        <w:t xml:space="preserve">계약서의 완곡한 문구 하나를 골라 실제 의미를 풀어 말하는 35~60단어 발화.</w:t>
       </w:r>
     </w:p>
     <w:bookmarkEnd w:id="30"/>
@@ -3877,63 +3877,63 @@
         <w:pStyle w:val="FirstParagraph"/>
       </w:pPr>
       <w:r>
-        <w:t xml:space="preserve">올가: 소리 내서 읽자. 한 줄씩. 약속한 대로. 1쪽. 「브랜드 포트폴리오를 매수인의 구조로 통합」.</w:t>
-      </w:r>
-    </w:p>
-    <w:p>
-      <w:pPr>
-        <w:pStyle w:val="BodyText"/>
-      </w:pPr>
-      <w:r>
-        <w:t xml:space="preserve">이리나: 예쁘네. 무슨 뜻이야?</w:t>
-      </w:r>
-    </w:p>
-    <w:p>
-      <w:pPr>
-        <w:pStyle w:val="BodyText"/>
-      </w:pPr>
-      <w:r>
-        <w:t xml:space="preserve">올가: 아직 몰라. 다음. 「12개월 이내 회사의 비핵심 기능 최적화」.</w:t>
-      </w:r>
-    </w:p>
-    <w:p>
-      <w:pPr>
-        <w:pStyle w:val="BodyText"/>
-      </w:pPr>
-      <w:r>
-        <w:t xml:space="preserve">알렉세이: 비핵심. 정확히 어떤 거? 안 적혀 있어?</w:t>
-      </w:r>
-    </w:p>
-    <w:p>
-      <w:pPr>
-        <w:pStyle w:val="BodyText"/>
-      </w:pPr>
-      <w:r>
-        <w:t xml:space="preserve">올가: 안 적혀 있어. 2쪽. 「부속서 7에 따른 핵심 인력 유지」. 부속서 7은 없어.</w:t>
-      </w:r>
-    </w:p>
-    <w:p>
-      <w:pPr>
-        <w:pStyle w:val="BodyText"/>
-      </w:pPr>
-      <w:r>
-        <w:t xml:space="preserve">이리나: 부속서가 없다고? 잊어버린 거야?</w:t>
-      </w:r>
-    </w:p>
-    <w:p>
-      <w:pPr>
-        <w:pStyle w:val="BodyText"/>
-      </w:pPr>
-      <w:r>
-        <w:t xml:space="preserve">올가: 볼코프는 아무것도 안 잊어. 계약서에 들어가겠지. 나중에. 우리가 이미 「네」라고 한 다음에.</w:t>
-      </w:r>
-    </w:p>
-    <w:p>
-      <w:pPr>
-        <w:pStyle w:val="BodyText"/>
-      </w:pPr>
-      <w:r>
-        <w:t xml:space="preserve">알렉세이: 다음.</w:t>
+        <w:t xml:space="preserve">올가: 약속한 대로 소리 내서 한 줄씩 읽자. 1쪽: 「브랜드 포트폴리오를 매수인의 구조로 통합」.</w:t>
+      </w:r>
+    </w:p>
+    <w:p>
+      <w:pPr>
+        <w:pStyle w:val="BodyText"/>
+      </w:pPr>
+      <w:r>
+        <w:t xml:space="preserve">이리나: 듣기엔 예쁘네, 그건 인정. 그런데 실제로는 무슨 뜻이야?</w:t>
+      </w:r>
+    </w:p>
+    <w:p>
+      <w:pPr>
+        <w:pStyle w:val="BodyText"/>
+      </w:pPr>
+      <w:r>
+        <w:t xml:space="preserve">올가: 아직 몰라, 계속 읽자. 「12개월 이내 회사의 비핵심 기능 최적화」.</w:t>
+      </w:r>
+    </w:p>
+    <w:p>
+      <w:pPr>
+        <w:pStyle w:val="BodyText"/>
+      </w:pPr>
+      <w:r>
+        <w:t xml:space="preserve">알렉세이: 비핵심이라면 정확히 어떤 거야? 무슨 뜻인지 어디에도 안 적혀 있어?</w:t>
+      </w:r>
+    </w:p>
+    <w:p>
+      <w:pPr>
+        <w:pStyle w:val="BodyText"/>
+      </w:pPr>
+      <w:r>
+        <w:t xml:space="preserve">올가: 어디에도 없어. 2쪽: 「부속서 7에 따른 핵심 인력 유지」. 그런데 부속서 7이 여기 없어.</w:t>
+      </w:r>
+    </w:p>
+    <w:p>
+      <w:pPr>
+        <w:pStyle w:val="BodyText"/>
+      </w:pPr>
+      <w:r>
+        <w:t xml:space="preserve">이리나: 부속서가 없다니? 첨부하는 걸 그냥 잊어버린 거야?</w:t>
+      </w:r>
+    </w:p>
+    <w:p>
+      <w:pPr>
+        <w:pStyle w:val="BodyText"/>
+      </w:pPr>
+      <w:r>
+        <w:t xml:space="preserve">올가: 볼코프는 아무것도 안 잊어. 계약서에는 들어가겠지, 다만 나중에, 우리가 이미 「네」라고 한 다음에.</w:t>
+      </w:r>
+    </w:p>
+    <w:p>
+      <w:pPr>
+        <w:pStyle w:val="BodyText"/>
+      </w:pPr>
+      <w:r>
+        <w:t xml:space="preserve">알렉세이: 좋아, 계속 읽어. 시간이 별로 없어.</w:t>
       </w:r>
     </w:p>
     <w:p>
@@ -3949,47 +3949,47 @@
         <w:pStyle w:val="BodyText"/>
       </w:pPr>
       <w:r>
-        <w:t xml:space="preserve">알렉세이: 5년 동안 내 일 없이. 그래도 그건 솔직하게 적어 놨네.</w:t>
-      </w:r>
-    </w:p>
-    <w:p>
-      <w:pPr>
-        <w:pStyle w:val="BodyText"/>
-      </w:pPr>
-      <w:r>
-        <w:t xml:space="preserve">이리나: 4쪽은 — 내 거예요. 대금의 20퍼센트는 — 에스크로. 2년. 지급은 — 지표 달성 시.</w:t>
-      </w:r>
-    </w:p>
-    <w:p>
-      <w:pPr>
-        <w:pStyle w:val="BodyText"/>
-      </w:pPr>
-      <w:r>
-        <w:t xml:space="preserve">알렉세이: 무슨 지표요?</w:t>
-      </w:r>
-    </w:p>
-    <w:p>
-      <w:pPr>
-        <w:pStyle w:val="BodyText"/>
-      </w:pPr>
-      <w:r>
-        <w:t xml:space="preserve">이리나: 「당사자 간 합의된」. 그러니까 아직 합의 안 된. 그러니까 — 그 사람 거.</w:t>
-      </w:r>
-    </w:p>
-    <w:p>
-      <w:pPr>
-        <w:pStyle w:val="BodyText"/>
-      </w:pPr>
-      <w:r>
-        <w:t xml:space="preserve">올가: 6쪽. 단어 하나하나가 — 예뻐. 이해되는 건 — 하나도 없고. 법에서 제일 위험한 장르야.</w:t>
-      </w:r>
-    </w:p>
-    <w:p>
-      <w:pPr>
-        <w:pStyle w:val="BodyText"/>
-      </w:pPr>
-      <w:r>
-        <w:t xml:space="preserve">알렉세이: 그럼 월요일에 이사회. 다섯 명 모두에게 — 사본. 보리스 이고레비치께는 — 오늘, 직접.</w:t>
+        <w:t xml:space="preserve">알렉세이: 5년 동안 내 일 없이. 그래도 예쁜 말 없이 솔직하게 적어 놓은 건 다행이네.</w:t>
+      </w:r>
+    </w:p>
+    <w:p>
+      <w:pPr>
+        <w:pStyle w:val="BodyText"/>
+      </w:pPr>
+      <w:r>
+        <w:t xml:space="preserve">이리나: 4쪽은 제 거예요. 대금의 20퍼센트는 2년간 에스크로로 가고, 지급은 지표를 달성했을 때 된대요.</w:t>
+      </w:r>
+    </w:p>
+    <w:p>
+      <w:pPr>
+        <w:pStyle w:val="BodyText"/>
+      </w:pPr>
+      <w:r>
+        <w:t xml:space="preserve">알렉세이: 무슨 지표요? 그건 뭐라도 구체적으로 적혀 있어요?</w:t>
+      </w:r>
+    </w:p>
+    <w:p>
+      <w:pPr>
+        <w:pStyle w:val="BodyText"/>
+      </w:pPr>
+      <w:r>
+        <w:t xml:space="preserve">이리나: 「당사자 간 합의된」. 그러니까 아직 합의 안 된, 결국 실제로는 그 사람 지표라는 거죠.</w:t>
+      </w:r>
+    </w:p>
+    <w:p>
+      <w:pPr>
+        <w:pStyle w:val="BodyText"/>
+      </w:pPr>
+      <w:r>
+        <w:t xml:space="preserve">올가: 6쪽. 단어 하나하나가 — 예뻐. 이해되는 건 — 하나도 없고. 내 말 믿어, 이게 법에서 제일 위험한 장르야.</w:t>
+      </w:r>
+    </w:p>
+    <w:p>
+      <w:pPr>
+        <w:pStyle w:val="BodyText"/>
+      </w:pPr>
+      <w:r>
+        <w:t xml:space="preserve">알렉세이: 그럼 월요일에 이사회를 소집하자. 다섯 명 모두 사본이 필요하고, 보리스 이고레비치께는 내가 오늘 직접 가져다드릴게.</w:t>
       </w:r>
     </w:p>
     <w:bookmarkEnd w:id="33"/>
@@ -4007,279 +4007,279 @@
         <w:pStyle w:val="FirstParagraph"/>
       </w:pPr>
       <w:r>
-        <w:t xml:space="preserve">올가: 임시 이사회를 개회합니다. 다섯 명 전원 출석. 정족수 충족. 안건은 — 하나. 의사록은 미로노바가 작성합니다.</w:t>
-      </w:r>
-    </w:p>
-    <w:p>
-      <w:pPr>
-        <w:pStyle w:val="BodyText"/>
-      </w:pPr>
-      <w:r>
-        <w:t xml:space="preserve">보리스: 40억짜리 안건 하나. 안건은 짧고. 하루는 길겠군.</w:t>
-      </w:r>
-    </w:p>
-    <w:p>
-      <w:pPr>
-        <w:pStyle w:val="BodyText"/>
-      </w:pPr>
-      <w:r>
-        <w:t xml:space="preserve">주예바: 6쪽 읽었어요. 두 번. 의견 말고 질문부터 해도 될까요?</w:t>
-      </w:r>
-    </w:p>
-    <w:p>
-      <w:pPr>
-        <w:pStyle w:val="BodyText"/>
-      </w:pPr>
-      <w:r>
-        <w:t xml:space="preserve">알렉세이: 그럼요, 니나 아르카디예브나. 그러라고 계신 거예요.</w:t>
-      </w:r>
-    </w:p>
-    <w:p>
-      <w:pPr>
-        <w:pStyle w:val="BodyText"/>
-      </w:pPr>
-      <w:r>
-        <w:t xml:space="preserve">주예바: 우리는 얼마예요? 볼코프 기준 말고. 정직하게.</w:t>
-      </w:r>
-    </w:p>
-    <w:p>
-      <w:pPr>
-        <w:pStyle w:val="BodyText"/>
-      </w:pPr>
-      <w:r>
-        <w:t xml:space="preserve">이리나: 제 파트예요. 평가. 세 가지 방법으로 계산했어요. 배운 대로요. 사는 쪽이 싫어하는 방식대로요.</w:t>
-      </w:r>
-    </w:p>
-    <w:p>
-      <w:pPr>
-        <w:pStyle w:val="BodyText"/>
-      </w:pPr>
-      <w:r>
-        <w:t xml:space="preserve">보리스: 이리나, 강의는 빼고. 숫자. 늙었어도 숫자는 알아들어요.</w:t>
-      </w:r>
-    </w:p>
-    <w:p>
-      <w:pPr>
-        <w:pStyle w:val="BodyText"/>
-      </w:pPr>
-      <w:r>
-        <w:t xml:space="preserve">이리나: 첫째 방법 — 배수. 비슷한 회사들을 보고, 얼마에 팔렸는지 봐요. 러시아 유통사는 연간 이익의 8~10배에 팔려요. 우리 세전 이익 — 3억 3천만. 곱하면. 26억에서 33억. 이게 첫 번째 범위예요.</w:t>
-      </w:r>
-    </w:p>
-    <w:p>
-      <w:pPr>
-        <w:pStyle w:val="BodyText"/>
-      </w:pPr>
-      <w:r>
-        <w:t xml:space="preserve">주예바: 비슷한 회사라면 — 어디요? 누가 또 의사를 가르치고 야간 출동 비용을 대요?</w:t>
-      </w:r>
-    </w:p>
-    <w:p>
-      <w:pPr>
-        <w:pStyle w:val="BodyText"/>
-      </w:pPr>
-      <w:r>
-        <w:t xml:space="preserve">이리나: 아무도요. 그래서 이 방법은 부정확해요, 인정해요. 둘째 방법 — 현금흐름 할인. 미래의 돈을 오늘의 돈으로, 위험만큼 깎아서. 「라도가」가 계획대로 크고 사마라가 제때 열리면 — 31억. 더 느리면 — 27억.</w:t>
-      </w:r>
-    </w:p>
-    <w:p>
-      <w:pPr>
-        <w:pStyle w:val="BodyText"/>
-      </w:pPr>
-      <w:r>
-        <w:t xml:space="preserve">보리스: 셋째는?</w:t>
-      </w:r>
-    </w:p>
-    <w:p>
-      <w:pPr>
-        <w:pStyle w:val="BodyText"/>
-      </w:pPr>
-      <w:r>
-        <w:t xml:space="preserve">이리나: 거래 사례. 볼코프가 카잔 약국 체인을 이익의 11배에 샀어요. 우리라면 — 36억.</w:t>
-      </w:r>
-    </w:p>
-    <w:p>
-      <w:pPr>
-        <w:pStyle w:val="BodyText"/>
-      </w:pPr>
-      <w:r>
-        <w:t xml:space="preserve">알렉세이: 그럼 26억에서 36억. 그런데 그 사람은 40억을 제시하고.</w:t>
-      </w:r>
-    </w:p>
-    <w:p>
-      <w:pPr>
-        <w:pStyle w:val="BodyText"/>
-      </w:pPr>
-      <w:r>
-        <w:t xml:space="preserve">이리나: 프리미엄은 — 4억에서 14억. 평균 — 8억. 재무제표에 안 들어가는 것의 값이에요.</w:t>
-      </w:r>
-    </w:p>
-    <w:p>
-      <w:pPr>
-        <w:pStyle w:val="BodyText"/>
-      </w:pPr>
-      <w:r>
-        <w:t xml:space="preserve">올가: 아니면 그 사람이 재무제표에서 빼려는 것의 값이거나.</w:t>
-      </w:r>
-    </w:p>
-    <w:p>
-      <w:pPr>
-        <w:pStyle w:val="BodyText"/>
-      </w:pPr>
-      <w:r>
-        <w:t xml:space="preserve">주예바: 올가 페트로브나, 설명해 주세요. 당신은 변호사. 나는 — 화학자. 직설적으로 들어야 해요.</w:t>
-      </w:r>
-    </w:p>
-    <w:p>
-      <w:pPr>
-        <w:pStyle w:val="BodyText"/>
-      </w:pPr>
-      <w:r>
-        <w:t xml:space="preserve">올가: 직설적으로: 「비핵심 기능 최적화」. 유통사한테 비핵심이 뭐죠? 코르닐로바의 교육 센터. 환자 상담선. 야간 출동이 있는 「주사 이후」 프로그램. 로트를 멈출 권한이 있는 리시치나의 품질 부서. 그 사람한텐 이게 전부 — 비용이에요. 핵심이 아니죠. 판매가 아니고. 그러니까 — 최적화.</w:t>
-      </w:r>
-    </w:p>
-    <w:p>
-      <w:pPr>
-        <w:pStyle w:val="BodyText"/>
-      </w:pPr>
-      <w:r>
-        <w:t xml:space="preserve">주예바: 그러니까 나중에 닫을 것에 프리미엄을 낸다는 거예요?</w:t>
-      </w:r>
-    </w:p>
-    <w:p>
-      <w:pPr>
-        <w:pStyle w:val="BodyText"/>
-      </w:pPr>
-      <w:r>
-        <w:t xml:space="preserve">올가: 그렇다고 단정하진 않아요. 단어를 읽을 뿐이에요. 단어가 그렇게 읽힐 여지를 줘요.</w:t>
-      </w:r>
-    </w:p>
-    <w:p>
-      <w:pPr>
-        <w:pStyle w:val="BodyText"/>
-      </w:pPr>
-      <w:r>
-        <w:t xml:space="preserve">보리스: 단어는 늘 여지를 주죠. 올가, 50억이라도 이런 건 서명 안 하겠어요?</w:t>
-      </w:r>
-    </w:p>
-    <w:p>
-      <w:pPr>
-        <w:pStyle w:val="BodyText"/>
-      </w:pPr>
-      <w:r>
-        <w:t xml:space="preserve">올가: 부속서 7을 읽기 전엔 서명 안 해요. 얼마를 줘도.</w:t>
-      </w:r>
-    </w:p>
-    <w:p>
-      <w:pPr>
-        <w:pStyle w:val="BodyText"/>
-      </w:pPr>
-      <w:r>
-        <w:t xml:space="preserve">이리나: 저도요. 「합의된 지표」에 2년 에스크로 — 그건 볼코프에게 주는 대출이에요. 우리 돈으로.</w:t>
-      </w:r>
-    </w:p>
-    <w:p>
-      <w:pPr>
-        <w:pStyle w:val="BodyText"/>
-      </w:pPr>
-      <w:r>
-        <w:t xml:space="preserve">보리스: 무이자 대출. 필체를 알아보겠군.</w:t>
-      </w:r>
-    </w:p>
-    <w:p>
-      <w:pPr>
-        <w:pStyle w:val="BodyText"/>
-      </w:pPr>
-      <w:r>
-        <w:t xml:space="preserve">알렉세이: 하나 더 있어요. 40억은 — 프리미엄만이 아니에요. 기한이기도 해요. 30일. 서두르게 해요.</w:t>
-      </w:r>
-    </w:p>
-    <w:p>
-      <w:pPr>
-        <w:pStyle w:val="BodyText"/>
-      </w:pPr>
-      <w:r>
-        <w:t xml:space="preserve">보리스: 늘 서두르게 하지. 그게 그 사람 방식이에요. 서두르는 사람은 계산을 안 해요. 30년을 알아 왔어요.</w:t>
-      </w:r>
-    </w:p>
-    <w:p>
-      <w:pPr>
-        <w:pStyle w:val="BodyText"/>
-      </w:pPr>
-      <w:r>
-        <w:t xml:space="preserve">주예바: 그럼 사외 이사로서 제안할게요. 외부 평가가 필요해요. 면허 있는 평가인.</w:t>
-      </w:r>
-    </w:p>
-    <w:p>
-      <w:pPr>
-        <w:pStyle w:val="BodyText"/>
-      </w:pPr>
-      <w:r>
-        <w:t xml:space="preserve">이리나: 동의해요. 제 숫자는 — 제 거예요. 저를 안 믿는 누군가가 필요해요.</w:t>
-      </w:r>
-    </w:p>
-    <w:p>
-      <w:pPr>
-        <w:pStyle w:val="BodyText"/>
-      </w:pPr>
-      <w:r>
-        <w:t xml:space="preserve">보리스: 일주일 걸려요. 돈도 들고.</w:t>
-      </w:r>
-    </w:p>
-    <w:p>
-      <w:pPr>
-        <w:pStyle w:val="BodyText"/>
-      </w:pPr>
-      <w:r>
-        <w:t xml:space="preserve">이리나: 일주일에 백만 루블쯤. 40억에 비하면 — 싸요.</w:t>
-      </w:r>
-    </w:p>
-    <w:p>
-      <w:pPr>
-        <w:pStyle w:val="BodyText"/>
-      </w:pPr>
-      <w:r>
-        <w:t xml:space="preserve">알렉세이: 표결할까요? 외부 평가 — 찬성?</w:t>
-      </w:r>
-    </w:p>
-    <w:p>
-      <w:pPr>
-        <w:pStyle w:val="BodyText"/>
-      </w:pPr>
-      <w:r>
-        <w:t xml:space="preserve">올가: 다섯 명 — 찬성. 기록했어요. 의사록 1항.</w:t>
-      </w:r>
-    </w:p>
-    <w:p>
-      <w:pPr>
-        <w:pStyle w:val="BodyText"/>
-      </w:pPr>
-      <w:r>
-        <w:t xml:space="preserve">주예바: 그리고 2항도 부탁해요: 볼코프에게 서면 질의. 예쁜 단어 하나하나가 무슨 뜻인지. 러시아어로 번역해 달라고.</w:t>
-      </w:r>
-    </w:p>
-    <w:p>
-      <w:pPr>
-        <w:pStyle w:val="BodyText"/>
-      </w:pPr>
-      <w:r>
-        <w:t xml:space="preserve">보리스: 볼코프는 쓰는 걸 싫어해요. 말하는 걸 좋아하죠. 바냐에서.</w:t>
-      </w:r>
-    </w:p>
-    <w:p>
-      <w:pPr>
-        <w:pStyle w:val="BodyText"/>
-      </w:pPr>
-      <w:r>
-        <w:t xml:space="preserve">올가: 그럼 배우라고 하죠. 2항. 다섯 명 — 찬성?</w:t>
-      </w:r>
-    </w:p>
-    <w:p>
-      <w:pPr>
-        <w:pStyle w:val="BodyText"/>
-      </w:pPr>
-      <w:r>
-        <w:t xml:space="preserve">보리스: 찬성. 그런데 이걸로 그 사람 기분 꽤 상할 거예요. 마음에 드네요.</w:t>
+        <w:t xml:space="preserve">올가: 임시 이사회를 개회합니다. 다섯 명 전원 출석했으므로 정족수를 충족합니다. 안건은 하나이고, 의사록은 미로노바가 작성합니다.</w:t>
+      </w:r>
+    </w:p>
+    <w:p>
+      <w:pPr>
+        <w:pStyle w:val="BodyText"/>
+      </w:pPr>
+      <w:r>
+        <w:t xml:space="preserve">보리스: 40억짜리 안건 하나. 안건은 짧은데, 하루는 길 것 같군.</w:t>
+      </w:r>
+    </w:p>
+    <w:p>
+      <w:pPr>
+        <w:pStyle w:val="BodyText"/>
+      </w:pPr>
+      <w:r>
+        <w:t xml:space="preserve">주예바: 6쪽을 전부, 그것도 두 번 읽었어요. 의견 말고 질문부터 해도 될까요?</w:t>
+      </w:r>
+    </w:p>
+    <w:p>
+      <w:pPr>
+        <w:pStyle w:val="BodyText"/>
+      </w:pPr>
+      <w:r>
+        <w:t xml:space="preserve">알렉세이: 물론이죠, 니나 아르카디예브나. 그러라고 여기 계신 거예요. 독립적인 시각이 필요하거든요.</w:t>
+      </w:r>
+    </w:p>
+    <w:p>
+      <w:pPr>
+        <w:pStyle w:val="BodyText"/>
+      </w:pPr>
+      <w:r>
+        <w:t xml:space="preserve">주예바: 그럼 우리가 실제로 얼마인지 말해 주세요. 볼코프 기준 말고, 정직하게요.</w:t>
+      </w:r>
+    </w:p>
+    <w:p>
+      <w:pPr>
+        <w:pStyle w:val="BodyText"/>
+      </w:pPr>
+      <w:r>
+        <w:t xml:space="preserve">이리나: 제 파트예요, 평가. 세 가지 방법으로 계산했어요. 교육 과정에서 배운 대로, 그리고 보통 사는 쪽이 싫어하는 방식대로요.</w:t>
+      </w:r>
+    </w:p>
+    <w:p>
+      <w:pPr>
+        <w:pStyle w:val="BodyText"/>
+      </w:pPr>
+      <w:r>
+        <w:t xml:space="preserve">보리스: 이리나, 강의는 빼고 바로 숫자로 갑시다. 늙었어도 숫자는 아주 잘 알아들어요.</w:t>
+      </w:r>
+    </w:p>
+    <w:p>
+      <w:pPr>
+        <w:pStyle w:val="BodyText"/>
+      </w:pPr>
+      <w:r>
+        <w:t xml:space="preserve">이리나: 첫째 방법은 배수예요. 비슷한 회사들을 보고 얼마에 팔렸는지 봐요. 러시아 유통사는 연간 이익의 8~10배에 팔리고, 우리 세전 이익은 3억 3천만이에요. 곱하면 26억에서 33억이 나와요. 이게 첫 번째 범위예요.</w:t>
+      </w:r>
+    </w:p>
+    <w:p>
+      <w:pPr>
+        <w:pStyle w:val="BodyText"/>
+      </w:pPr>
+      <w:r>
+        <w:t xml:space="preserve">주예바: 비슷한 회사라면 어떤 회사요? 우리 말고 누가 또 의사를 가르치고 야간 출동 비용을 대요?</w:t>
+      </w:r>
+    </w:p>
+    <w:p>
+      <w:pPr>
+        <w:pStyle w:val="BodyText"/>
+      </w:pPr>
+      <w:r>
+        <w:t xml:space="preserve">이리나: 아무도요. 그래서 이 방법은 부정확하다는 걸 인정해요. 둘째 방법은 현금흐름 할인, 그러니까 미래의 돈을 위험만큼 깎아서 오늘의 돈으로 환산하는 거예요. 「라도가」가 계획대로 크고 사마라가 제때 열리면 31억, 더 느리면 27억이에요.</w:t>
+      </w:r>
+    </w:p>
+    <w:p>
+      <w:pPr>
+        <w:pStyle w:val="BodyText"/>
+      </w:pPr>
+      <w:r>
+        <w:t xml:space="preserve">보리스: 알겠어요. 셋째 방법은 뭐죠?</w:t>
+      </w:r>
+    </w:p>
+    <w:p>
+      <w:pPr>
+        <w:pStyle w:val="BodyText"/>
+      </w:pPr>
+      <w:r>
+        <w:t xml:space="preserve">이리나: 거래 사례예요. 볼코프가 카잔 약국 체인을 연간 이익의 11배에 샀는데, 우리라면 36억이 나와요.</w:t>
+      </w:r>
+    </w:p>
+    <w:p>
+      <w:pPr>
+        <w:pStyle w:val="BodyText"/>
+      </w:pPr>
+      <w:r>
+        <w:t xml:space="preserve">알렉세이: 그럼 우리는 26억에서 36억인데, 그 사람은 40억을 제시하는 거군요.</w:t>
+      </w:r>
+    </w:p>
+    <w:p>
+      <w:pPr>
+        <w:pStyle w:val="BodyText"/>
+      </w:pPr>
+      <w:r>
+        <w:t xml:space="preserve">이리나: 프리미엄은 4억에서 14억, 평균 8억이에요. 재무제표에 안 들어가는 것의 값이죠.</w:t>
+      </w:r>
+    </w:p>
+    <w:p>
+      <w:pPr>
+        <w:pStyle w:val="BodyText"/>
+      </w:pPr>
+      <w:r>
+        <w:t xml:space="preserve">올가: 아니면 그 사람이 나중에 그 재무제표에서 빼려는 것의 값이거나.</w:t>
+      </w:r>
+    </w:p>
+    <w:p>
+      <w:pPr>
+        <w:pStyle w:val="BodyText"/>
+      </w:pPr>
+      <w:r>
+        <w:t xml:space="preserve">주예바: 올가 페트로브나, 설명 좀 해 주세요. 당신은 변호사고 나는 화학자라서, 돌려 말하지 말고 직설적으로 들어야 해요.</w:t>
+      </w:r>
+    </w:p>
+    <w:p>
+      <w:pPr>
+        <w:pStyle w:val="BodyText"/>
+      </w:pPr>
+      <w:r>
+        <w:t xml:space="preserve">올가: 직설적으로: 「비핵심 기능 최적화」. 유통사한테 비핵심이 뭐죠? 코르닐로바의 교육 센터, 환자 상담선, 야간 출동이 있는 「주사 이후」 프로그램, 그리고 로트를 멈출 권한이 있는 리시치나의 품질 부서. 그 사람한텐 이게 전부 핵심도 판매도 아닌 비용이에요. 그러니까 — 최적화.</w:t>
+      </w:r>
+    </w:p>
+    <w:p>
+      <w:pPr>
+        <w:pStyle w:val="BodyText"/>
+      </w:pPr>
+      <w:r>
+        <w:t xml:space="preserve">주예바: 그러니까 나중에 자기가 닫을 것에 우리한테 프리미엄을 낸다는 거예요?</w:t>
+      </w:r>
+    </w:p>
+    <w:p>
+      <w:pPr>
+        <w:pStyle w:val="BodyText"/>
+      </w:pPr>
+      <w:r>
+        <w:t xml:space="preserve">올가: 그렇다고 단정하진 않아요. 단어를 읽을 뿐이에요. 단어가 그렇게 읽힐 여지를 주고, 경계하기엔 그걸로 충분해요.</w:t>
+      </w:r>
+    </w:p>
+    <w:p>
+      <w:pPr>
+        <w:pStyle w:val="BodyText"/>
+      </w:pPr>
+      <w:r>
+        <w:t xml:space="preserve">보리스: 단어는 늘 뭔가 여지를 주죠. 올가, 50억이라도 이런 건 서명 안 하겠어요?</w:t>
+      </w:r>
+    </w:p>
+    <w:p>
+      <w:pPr>
+        <w:pStyle w:val="BodyText"/>
+      </w:pPr>
+      <w:r>
+        <w:t xml:space="preserve">올가: 부속서 7을 읽기 전엔 서명 안 해요. 테이블 위에 돈이 얼마가 있든 상관없어요.</w:t>
+      </w:r>
+    </w:p>
+    <w:p>
+      <w:pPr>
+        <w:pStyle w:val="BodyText"/>
+      </w:pPr>
+      <w:r>
+        <w:t xml:space="preserve">이리나: 저도 안 해요. 「합의된 지표」에 2년 에스크로라는 건 사실 우리 돈으로 볼코프에게 주는 대출이에요.</w:t>
+      </w:r>
+    </w:p>
+    <w:p>
+      <w:pPr>
+        <w:pStyle w:val="BodyText"/>
+      </w:pPr>
+      <w:r>
+        <w:t xml:space="preserve">보리스: 무이자 대출. 필체를 알아보겠군. 90년대에도 그렇게 했지.</w:t>
+      </w:r>
+    </w:p>
+    <w:p>
+      <w:pPr>
+        <w:pStyle w:val="BodyText"/>
+      </w:pPr>
+      <w:r>
+        <w:t xml:space="preserve">알렉세이: 하나 더 있어요. 40억은 프리미엄만이 아니라 기한이기도 해요. 30일. 우리를 서두르게 하는 거죠.</w:t>
+      </w:r>
+    </w:p>
+    <w:p>
+      <w:pPr>
+        <w:pStyle w:val="BodyText"/>
+      </w:pPr>
+      <w:r>
+        <w:t xml:space="preserve">보리스: 그 사람은 늘 서두르게 해요, 그게 방식이에요. 서두르는 사람은 계산을 안 하거든요. 30년을 알아 왔어요.</w:t>
+      </w:r>
+    </w:p>
+    <w:p>
+      <w:pPr>
+        <w:pStyle w:val="BodyText"/>
+      </w:pPr>
+      <w:r>
+        <w:t xml:space="preserve">주예바: 그럼 사외 이사로서 제안할게요. 외부 평가가 필요해요, 면허 있는 평가인이 하는 걸로요.</w:t>
+      </w:r>
+    </w:p>
+    <w:p>
+      <w:pPr>
+        <w:pStyle w:val="BodyText"/>
+      </w:pPr>
+      <w:r>
+        <w:t xml:space="preserve">이리나: 동의해요. 제 숫자는 어디까지나 제 거니까요. 저를 안 믿고 전부 다시 확인할 누군가가 필요해요.</w:t>
+      </w:r>
+    </w:p>
+    <w:p>
+      <w:pPr>
+        <w:pStyle w:val="BodyText"/>
+      </w:pPr>
+      <w:r>
+        <w:t xml:space="preserve">보리스: 제가 제대로 이해했다면 일주일이 걸리고, 돈도 들겠군요.</w:t>
+      </w:r>
+    </w:p>
+    <w:p>
+      <w:pPr>
+        <w:pStyle w:val="BodyText"/>
+      </w:pPr>
+      <w:r>
+        <w:t xml:space="preserve">이리나: 일주일에 백만 루블쯤이에요. 40억에 비하면 아주 싸요.</w:t>
+      </w:r>
+    </w:p>
+    <w:p>
+      <w:pPr>
+        <w:pStyle w:val="BodyText"/>
+      </w:pPr>
+      <w:r>
+        <w:t xml:space="preserve">알렉세이: 그럼 표결합시다. 독립 평가를 의뢰하는 데 찬성하시는 분?</w:t>
+      </w:r>
+    </w:p>
+    <w:p>
+      <w:pPr>
+        <w:pStyle w:val="BodyText"/>
+      </w:pPr>
+      <w:r>
+        <w:t xml:space="preserve">올가: 다섯 명 찬성. 기록했어요, 의사록 1항이 될 거예요.</w:t>
+      </w:r>
+    </w:p>
+    <w:p>
+      <w:pPr>
+        <w:pStyle w:val="BodyText"/>
+      </w:pPr>
+      <w:r>
+        <w:t xml:space="preserve">주예바: 그리고 2항도 부탁해요: 예쁜 단어 하나하나가 무슨 뜻인지 볼코프에게 서면으로 질의하는 거예요. 러시아어로 번역해 달라고요.</w:t>
+      </w:r>
+    </w:p>
+    <w:p>
+      <w:pPr>
+        <w:pStyle w:val="BodyText"/>
+      </w:pPr>
+      <w:r>
+        <w:t xml:space="preserve">보리스: 볼코프는 쓰는 걸 싫어해요. 말하는 걸 좋아하죠, 그것도 바냐에서 제일.</w:t>
+      </w:r>
+    </w:p>
+    <w:p>
+      <w:pPr>
+        <w:pStyle w:val="BodyText"/>
+      </w:pPr>
+      <w:r>
+        <w:t xml:space="preserve">올가: 그럼 쓰는 걸 배우라고 하죠. 2항: 찬성하시는 분 손 들어 주세요. 다섯 명 찬성?</w:t>
+      </w:r>
+    </w:p>
+    <w:p>
+      <w:pPr>
+        <w:pStyle w:val="BodyText"/>
+      </w:pPr>
+      <w:r>
+        <w:t xml:space="preserve">보리스: 찬성. 이걸로 그 사람 기분 꽤 상하겠지만, 솔직히 그게 마음에 드네요.</w:t>
       </w:r>
     </w:p>
     <w:bookmarkEnd w:id="34"/>
@@ -4297,95 +4297,95 @@
         <w:pStyle w:val="FirstParagraph"/>
       </w:pPr>
       <w:r>
-        <w:t xml:space="preserve">알렉세이: 이제 표결 아니에요. 그냥 의견. 첫 의견. 구속력 없이. 누가 먼저 할까요?</w:t>
-      </w:r>
-    </w:p>
-    <w:p>
-      <w:pPr>
-        <w:pStyle w:val="BodyText"/>
-      </w:pPr>
-      <w:r>
-        <w:t xml:space="preserve">보리스: 난 아니에요. 난 마지막에 표결해요. 늘. 90년대부터 습관이에요.</w:t>
-      </w:r>
-    </w:p>
-    <w:p>
-      <w:pPr>
-        <w:pStyle w:val="BodyText"/>
-      </w:pPr>
-      <w:r>
-        <w:t xml:space="preserve">주예바: 그럼 나요. 나는 이 회사에 아무것도 안 넣었어요. 한 푼도. 지분이 없어요. 그래서 말하기 쉬워요. 걱정되는 건 하나예요. 노보시비르스크 클리닉들은 이제 막 시작했어요. 환자들은 아직 누구 젤인지도 몰라요. 우리가 팔면 — 새벽 3시에 누가 그들에게 답하죠?</w:t>
-      </w:r>
-    </w:p>
-    <w:p>
-      <w:pPr>
-        <w:pStyle w:val="BodyText"/>
-      </w:pPr>
-      <w:r>
-        <w:t xml:space="preserve">알렉세이: 니나 아르카디예브나, 화학자로서 묻는 거예요?</w:t>
-      </w:r>
-    </w:p>
-    <w:p>
-      <w:pPr>
-        <w:pStyle w:val="BodyText"/>
-      </w:pPr>
-      <w:r>
-        <w:t xml:space="preserve">주예바: 여자로서요. 나도 언젠가는 밤에 전화하게 될 테니까.</w:t>
-      </w:r>
-    </w:p>
-    <w:p>
-      <w:pPr>
-        <w:pStyle w:val="BodyText"/>
-      </w:pPr>
-      <w:r>
-        <w:t xml:space="preserve">이리나: 볼코프가 창고에서 그랬어요: 그런 밤에 자기는 — 0명. 그리고 보험 증권.</w:t>
-      </w:r>
-    </w:p>
-    <w:p>
-      <w:pPr>
-        <w:pStyle w:val="BodyText"/>
-      </w:pPr>
-      <w:r>
-        <w:t xml:space="preserve">주예바: 바로 그거예요. 증권은 의사가 아니죠. 나는 화학자지만 그건 알아요.</w:t>
-      </w:r>
-    </w:p>
-    <w:p>
-      <w:pPr>
-        <w:pStyle w:val="BodyText"/>
-      </w:pPr>
-      <w:r>
-        <w:t xml:space="preserve">올가: 내 의견은 — 법적인 거예요. 부속서 7이 없으면 의견도 없어요. 의심만 있어요. 시끄러운 의심.</w:t>
-      </w:r>
-    </w:p>
-    <w:p>
-      <w:pPr>
-        <w:pStyle w:val="BodyText"/>
-      </w:pPr>
-      <w:r>
-        <w:t xml:space="preserve">이리나: 제 건 — 재무적인 거예요. 가격은 좋아요. 너무 좋아요. 그건 8월에 이미, 제안이 오기도 전에 말했어요. 「너무」는 늘 조건으로 치러요. 조건은 안 보여요 — 예쁜 단어들과 없는 부속서뿐. 그러니까 진짜 가격은 안 보이는 거예요. 첫 숫자만 보일 뿐.</w:t>
-      </w:r>
-    </w:p>
-    <w:p>
-      <w:pPr>
-        <w:pStyle w:val="BodyText"/>
-      </w:pPr>
-      <w:r>
-        <w:t xml:space="preserve">알렉세이: 보리스 이고레비치?</w:t>
-      </w:r>
-    </w:p>
-    <w:p>
-      <w:pPr>
-        <w:pStyle w:val="BodyText"/>
-      </w:pPr>
-      <w:r>
-        <w:t xml:space="preserve">보리스: 말했잖아요 — 마지막.</w:t>
-      </w:r>
-    </w:p>
-    <w:p>
-      <w:pPr>
-        <w:pStyle w:val="BodyText"/>
-      </w:pPr>
-      <w:r>
-        <w:t xml:space="preserve">올가: 보리스 이고레비치, 이건 경매가 아니에요.</w:t>
+        <w:t xml:space="preserve">알렉세이: 이제는 표결이 아니라 그냥 첫 의견이에요, 구속력 없이. 누가 먼저 하시겠어요?</w:t>
+      </w:r>
+    </w:p>
+    <w:p>
+      <w:pPr>
+        <w:pStyle w:val="BodyText"/>
+      </w:pPr>
+      <w:r>
+        <w:t xml:space="preserve">보리스: 나만 아니면 돼요. 난 늘 마지막에 표결해요, 90년대부터 습관이에요.</w:t>
+      </w:r>
+    </w:p>
+    <w:p>
+      <w:pPr>
+        <w:pStyle w:val="BodyText"/>
+      </w:pPr>
+      <w:r>
+        <w:t xml:space="preserve">주예바: 그럼 내가 할게요. 나는 이 회사에 아무것도, 한 푼도 안 넣었고 지분도 없으니 말하기가 쉬워요. 걱정되는 건 하나예요. 노보시비르스크 클리닉들은 이제 막 일을 시작했고, 환자들은 아직 누구 젤인지도 몰라요. 우리가 회사를 팔면 새벽 3시에 누가 그들에게 답하죠?</w:t>
+      </w:r>
+    </w:p>
+    <w:p>
+      <w:pPr>
+        <w:pStyle w:val="BodyText"/>
+      </w:pPr>
+      <w:r>
+        <w:t xml:space="preserve">알렉세이: 니나 아르카디예브나, 지금 화학자로서 묻는 거죠, 맞아요?</w:t>
+      </w:r>
+    </w:p>
+    <w:p>
+      <w:pPr>
+        <w:pStyle w:val="BodyText"/>
+      </w:pPr>
+      <w:r>
+        <w:t xml:space="preserve">주예바: 여자로서요. 나도 언젠가는 밤에 전화하게 될 테고, 그때 누군가 받아 줬으면 좋겠어요.</w:t>
+      </w:r>
+    </w:p>
+    <w:p>
+      <w:pPr>
+        <w:pStyle w:val="BodyText"/>
+      </w:pPr>
+      <w:r>
+        <w:t xml:space="preserve">이리나: 볼코프가 창고에서 대놓고 그랬어요: 그런 밤을 위한 인력은 0명이라고요. 그리고 보험 증권이 있다고.</w:t>
+      </w:r>
+    </w:p>
+    <w:p>
+      <w:pPr>
+        <w:pStyle w:val="BodyText"/>
+      </w:pPr>
+      <w:r>
+        <w:t xml:space="preserve">주예바: 바로 그거예요. 증권은 의사가 아니죠. 나는 화학자지만 그건 아주 잘 알아요.</w:t>
+      </w:r>
+    </w:p>
+    <w:p>
+      <w:pPr>
+        <w:pStyle w:val="BodyText"/>
+      </w:pPr>
+      <w:r>
+        <w:t xml:space="preserve">올가: 내 의견은 법적인 거예요. 부속서 7이 없으면 의견도 없고, 의심만 있어요. 그것도 꽤 시끄러운 의심이요.</w:t>
+      </w:r>
+    </w:p>
+    <w:p>
+      <w:pPr>
+        <w:pStyle w:val="BodyText"/>
+      </w:pPr>
+      <w:r>
+        <w:t xml:space="preserve">이리나: 제 의견은 재무적인 거예요. 가격은 좋아요, 너무 좋을 정도로요. 그건 8월에, 제안이 오기도 전에 이미 말했어요. 「너무」는 늘 조건으로 치르는데, 조건이 안 보여요. 예쁜 단어들과 없는 부속서뿐이죠. 그러니까 우리는 진짜 가격을 못 보고, 첫 숫자만 보고 있는 거예요.</w:t>
+      </w:r>
+    </w:p>
+    <w:p>
+      <w:pPr>
+        <w:pStyle w:val="BodyText"/>
+      </w:pPr>
+      <w:r>
+        <w:t xml:space="preserve">알렉세이: 보리스 이고레비치, 어떻게 생각하세요?</w:t>
+      </w:r>
+    </w:p>
+    <w:p>
+      <w:pPr>
+        <w:pStyle w:val="BodyText"/>
+      </w:pPr>
+      <w:r>
+        <w:t xml:space="preserve">보리스: 마지막에 하겠다고 했잖아요. 조금만 기다려요.</w:t>
+      </w:r>
+    </w:p>
+    <w:p>
+      <w:pPr>
+        <w:pStyle w:val="BodyText"/>
+      </w:pPr>
+      <w:r>
+        <w:t xml:space="preserve">올가: 보리스 이고레비치, 마지막 호가를 기다릴 경매는 아니잖아요.</w:t>
       </w:r>
     </w:p>
     <w:p>
@@ -4401,135 +4401,135 @@
         <w:pStyle w:val="BodyText"/>
       </w:pPr>
       <w:r>
-        <w:t xml:space="preserve">알렉세이: 그럼 제가. 모르겠어요. 사실이에요. 16억은 — 우리 아버지가 평생 번 것보다 많아요. 백 배요. 그 생각을 해요. 안 하는 척하진 않을게요.</w:t>
-      </w:r>
-    </w:p>
-    <w:p>
-      <w:pPr>
-        <w:pStyle w:val="BodyText"/>
-      </w:pPr>
-      <w:r>
-        <w:t xml:space="preserve">이리나: 저도 생각해요. 밤에 계산했어요. 참지 못했어요.</w:t>
-      </w:r>
-    </w:p>
-    <w:p>
-      <w:pPr>
-        <w:pStyle w:val="BodyText"/>
-      </w:pPr>
-      <w:r>
-        <w:t xml:space="preserve">알렉세이: 다들 계산했죠. 적어도 서로한테는 인정합시다.</w:t>
-      </w:r>
-    </w:p>
-    <w:p>
-      <w:pPr>
-        <w:pStyle w:val="BodyText"/>
-      </w:pPr>
-      <w:r>
-        <w:t xml:space="preserve">주예바: 척하지 않아 줘서 고마워요. 이 테이블에선 드문 일이에요. 다른 테이블에서도요.</w:t>
-      </w:r>
-    </w:p>
-    <w:p>
-      <w:pPr>
-        <w:pStyle w:val="BodyText"/>
-      </w:pPr>
-      <w:r>
-        <w:t xml:space="preserve">알렉세이: 하지만 할머니가 저한테 질문을 남기셨어요. 하나. 「누가 나빠지나?」 그 답을 모르는 동안엔 「네」라고 못 해요. 그리고 「아니요」라고도 정직하게 말 못 해요, 「아니요」도 누군가를 나쁘게 만드니까. 어쩌면 우리 자신을요. 이게 정직한 거예요. 지금은 이게 전부예요.</w:t>
-      </w:r>
-    </w:p>
-    <w:p>
-      <w:pPr>
-        <w:pStyle w:val="BodyText"/>
-      </w:pPr>
-      <w:r>
-        <w:t xml:space="preserve">보리스: 이제 나. 약속대로 마지막. 해도 되죠?</w:t>
-      </w:r>
-    </w:p>
-    <w:p>
-      <w:pPr>
-        <w:pStyle w:val="BodyText"/>
-      </w:pPr>
-      <w:r>
-        <w:t xml:space="preserve">올가: 그럼요, 보리스 이고레비치. 의사록이 듣고 있어요.</w:t>
-      </w:r>
-    </w:p>
-    <w:p>
-      <w:pPr>
-        <w:pStyle w:val="BodyText"/>
-      </w:pPr>
-      <w:r>
-        <w:t xml:space="preserve">보리스: 8억. 내 지분. 4천만을 넣었어요. 5년 전에. 스무 배. 내 인생에 이런 거래가 두 번 있었어요. 둘 다 90년대. 둘 다 — 그 뒤로 다시 못 본 사람들과.</w:t>
-      </w:r>
-    </w:p>
-    <w:p>
-      <w:pPr>
-        <w:pStyle w:val="BodyText"/>
-      </w:pPr>
-      <w:r>
-        <w:t xml:space="preserve">주예바: 그 사람들은 어떻게 됐어요?</w:t>
-      </w:r>
-    </w:p>
-    <w:p>
-      <w:pPr>
-        <w:pStyle w:val="BodyText"/>
-      </w:pPr>
-      <w:r>
-        <w:t xml:space="preserve">보리스: 하나는 — 키프로스에. 다른 하나는 몰라요. 전화 안 했어요. 알고 싶지 않았어요.</w:t>
-      </w:r>
-    </w:p>
-    <w:p>
-      <w:pPr>
-        <w:pStyle w:val="BodyText"/>
-      </w:pPr>
-      <w:r>
-        <w:t xml:space="preserve">이리나: 그건 「찬성」이에요, 「반대」예요?</w:t>
-      </w:r>
-    </w:p>
-    <w:p>
-      <w:pPr>
-        <w:pStyle w:val="BodyText"/>
-      </w:pPr>
-      <w:r>
-        <w:t xml:space="preserve">보리스: 그건 — 옛날얘기예요. 의견은 이래요: 내 지분만 따로는 안 팔아요. 볼코프에게도, 다른 누구에게도, 어떤 프리미엄을 줘도. 기업 협약에 우선매수권은 — 당신들 셋에게 있어요. 내가 직접, 내 손으로 서명했어요.</w:t>
-      </w:r>
-    </w:p>
-    <w:p>
-      <w:pPr>
-        <w:pStyle w:val="BodyText"/>
-      </w:pPr>
-      <w:r>
-        <w:t xml:space="preserve">알렉세이: 감사합니다, 보리스 이고레비치.</w:t>
-      </w:r>
-    </w:p>
-    <w:p>
-      <w:pPr>
-        <w:pStyle w:val="BodyText"/>
-      </w:pPr>
-      <w:r>
-        <w:t xml:space="preserve">보리스: 고마워하지 마요. 전체 매각에 반대한다고는 — 안 했어요. 따로는 — 안 판다. 미로노바는 알아들을 거예요.</w:t>
-      </w:r>
-    </w:p>
-    <w:p>
-      <w:pPr>
-        <w:pStyle w:val="BodyText"/>
-      </w:pPr>
-      <w:r>
-        <w:t xml:space="preserve">올가: 알아들었어요. 그대로 적을게요.</w:t>
-      </w:r>
-    </w:p>
-    <w:p>
-      <w:pPr>
-        <w:pStyle w:val="BodyText"/>
-      </w:pPr>
-      <w:r>
-        <w:t xml:space="preserve">주예바: 정리. 결정은 없음. 조치 둘: 평가와 질의. 공통 의견: 무엇을 사려는지 우리는 모른다.</w:t>
-      </w:r>
-    </w:p>
-    <w:p>
-      <w:pPr>
-        <w:pStyle w:val="BodyText"/>
-      </w:pPr>
-      <w:r>
-        <w:t xml:space="preserve">알렉세이: 좋은 정리예요. 폐회할까요?</w:t>
+        <w:t xml:space="preserve">알렉세이: 그럼 제가 할게요. 모르겠어요, 그게 사실이에요. 16억은 우리 아버지가 평생 번 것보다 백 배 많아요. 그 생각을 해요. 안 하는 척은 안 할게요, 여기 다 우리 사람들이고 척하는 건 바보 같으니까요.</w:t>
+      </w:r>
+    </w:p>
+    <w:p>
+      <w:pPr>
+        <w:pStyle w:val="BodyText"/>
+      </w:pPr>
+      <w:r>
+        <w:t xml:space="preserve">이리나: 저도 그 생각을 해요. 참지 못하고 밤에 앉아서 계산했어요.</w:t>
+      </w:r>
+    </w:p>
+    <w:p>
+      <w:pPr>
+        <w:pStyle w:val="BodyText"/>
+      </w:pPr>
+      <w:r>
+        <w:t xml:space="preserve">알렉세이: 다들 계산했을 거예요, 확실해요. 적어도 서로한테는 인정합시다.</w:t>
+      </w:r>
+    </w:p>
+    <w:p>
+      <w:pPr>
+        <w:pStyle w:val="BodyText"/>
+      </w:pPr>
+      <w:r>
+        <w:t xml:space="preserve">주예바: 척하지 않아 줘서 고마워요. 이 테이블에선 드문 일이에요, 다른 테이블에서도요.</w:t>
+      </w:r>
+    </w:p>
+    <w:p>
+      <w:pPr>
+        <w:pStyle w:val="BodyText"/>
+      </w:pPr>
+      <w:r>
+        <w:t xml:space="preserve">알렉세이: 하지만 할머니가 저한테 질문 하나를 남기셨어요: 「누가 나빠지나?」 그 답을 모르는 동안엔 「네」라고 못 해요. 그리고 「아니요」라고도 정직하게 말 못 해요, 「아니요」도 누군가를, 어쩌면 우리 자신을 나쁘게 만드니까요. 이게 정직한 거고, 지금은 이게 전부예요.</w:t>
+      </w:r>
+    </w:p>
+    <w:p>
+      <w:pPr>
+        <w:pStyle w:val="BodyText"/>
+      </w:pPr>
+      <w:r>
+        <w:t xml:space="preserve">보리스: 이제 내 차례네요, 약속대로 마지막. 말해도 되죠?</w:t>
+      </w:r>
+    </w:p>
+    <w:p>
+      <w:pPr>
+        <w:pStyle w:val="BodyText"/>
+      </w:pPr>
+      <w:r>
+        <w:t xml:space="preserve">올가: 그럼요, 보리스 이고레비치. 의사록이 귀 기울여 듣고 있어요.</w:t>
+      </w:r>
+    </w:p>
+    <w:p>
+      <w:pPr>
+        <w:pStyle w:val="BodyText"/>
+      </w:pPr>
+      <w:r>
+        <w:t xml:space="preserve">보리스: 8억이 내 지분이에요. 5년 전에 4천만을 넣었으니 스무 배로 불어난 거죠. 내 인생에 이런 거래가 두 번 있었어요. 둘 다 90년대였고, 둘 다 그 뒤로 다시는 못 본 사람들과였어요.</w:t>
+      </w:r>
+    </w:p>
+    <w:p>
+      <w:pPr>
+        <w:pStyle w:val="BodyText"/>
+      </w:pPr>
+      <w:r>
+        <w:t xml:space="preserve">주예바: 실례가 안 된다면, 그 사람들은 어떻게 됐어요?</w:t>
+      </w:r>
+    </w:p>
+    <w:p>
+      <w:pPr>
+        <w:pStyle w:val="BodyText"/>
+      </w:pPr>
+      <w:r>
+        <w:t xml:space="preserve">보리스: 하나는 지금 키프로스에 살아요. 다른 하나는 몰라요. 전화 안 했고, 솔직히 알고 싶지도 않았어요.</w:t>
+      </w:r>
+    </w:p>
+    <w:p>
+      <w:pPr>
+        <w:pStyle w:val="BodyText"/>
+      </w:pPr>
+      <w:r>
+        <w:t xml:space="preserve">이리나: 죄송한데, 방금 그건 「찬성」이에요, 「반대」예요?</w:t>
+      </w:r>
+    </w:p>
+    <w:p>
+      <w:pPr>
+        <w:pStyle w:val="BodyText"/>
+      </w:pPr>
+      <w:r>
+        <w:t xml:space="preserve">보리스: 그건 옛날얘기예요. 의견은 이래요: 내 지분만 따로는 안 팔아요. 볼코프에게도, 다른 누구에게도, 어떤 프리미엄을 줘도. 기업 협약상 우선매수권은 당신들 셋에게 있고, 그 협약은 내가 직접, 내 손으로 서명했어요.</w:t>
+      </w:r>
+    </w:p>
+    <w:p>
+      <w:pPr>
+        <w:pStyle w:val="BodyText"/>
+      </w:pPr>
+      <w:r>
+        <w:t xml:space="preserve">알렉세이: 감사합니다, 보리스 이고레비치. 저희한테는 아주 중요한 말씀이에요.</w:t>
+      </w:r>
+    </w:p>
+    <w:p>
+      <w:pPr>
+        <w:pStyle w:val="BodyText"/>
+      </w:pPr>
+      <w:r>
+        <w:t xml:space="preserve">보리스: 고마워하지 마요. 회사 전체 매각에 반대한다고는 안 했어요. 따로는 안 판다, 미로노바는 알아들을 거예요.</w:t>
+      </w:r>
+    </w:p>
+    <w:p>
+      <w:pPr>
+        <w:pStyle w:val="BodyText"/>
+      </w:pPr>
+      <w:r>
+        <w:t xml:space="preserve">올가: 다 알아들었어요. 하신 말씀 그대로 적고 있어요.</w:t>
+      </w:r>
+    </w:p>
+    <w:p>
+      <w:pPr>
+        <w:pStyle w:val="BodyText"/>
+      </w:pPr>
+      <w:r>
+        <w:t xml:space="preserve">주예바: 정리할게요. 결정은 없지만 조치가 둘 있어요: 평가와 질의. 공통 의견: 우리는 그들이 정확히 무엇을 사려는지 모른다.</w:t>
+      </w:r>
+    </w:p>
+    <w:p>
+      <w:pPr>
+        <w:pStyle w:val="BodyText"/>
+      </w:pPr>
+      <w:r>
+        <w:t xml:space="preserve">알렉세이: 좋은 정리예요, 이보다 잘 말할 순 없겠네요. 폐회할까요?</w:t>
       </w:r>
     </w:p>
     <w:bookmarkEnd w:id="35"/>
@@ -4547,199 +4547,199 @@
         <w:pStyle w:val="FirstParagraph"/>
       </w:pPr>
       <w:r>
-        <w:t xml:space="preserve">키릴: 알렉세이 니콜라예비치, 죄송해요. 잠깐 괜찮을까요? 급해요. 그리고 안 좋은 거예요.</w:t>
-      </w:r>
-    </w:p>
-    <w:p>
-      <w:pPr>
-        <w:pStyle w:val="BodyText"/>
-      </w:pPr>
-      <w:r>
-        <w:t xml:space="preserve">알렉세이: 들어와. 이사회 방금 끝났어. 보리스 이고레비치도 아직 계셔.</w:t>
-      </w:r>
-    </w:p>
-    <w:p>
-      <w:pPr>
-        <w:pStyle w:val="BodyText"/>
-      </w:pPr>
-      <w:r>
-        <w:t xml:space="preserve">키릴: 흡연실에서 「40억」 얘기를 해요. 「제안」도 아니고. 「볼코프」도 아니고. 그냥 숫자. 40억.</w:t>
-      </w:r>
-    </w:p>
-    <w:p>
-      <w:pPr>
-        <w:pStyle w:val="BodyText"/>
-      </w:pPr>
-      <w:r>
-        <w:t xml:space="preserve">올가: 어디서? 사본은 다섯 부였어. 다섯 부 전부 — 이사들한테.</w:t>
-      </w:r>
-    </w:p>
-    <w:p>
-      <w:pPr>
-        <w:pStyle w:val="BodyText"/>
-      </w:pPr>
-      <w:r>
-        <w:t xml:space="preserve">키릴: 조야가 엘리베이터에서 들었대요. 영업부 둘이. 「세베르나야 파르마」 다니는 지인이 말해 줬대요. 어제. 바에서.</w:t>
-      </w:r>
-    </w:p>
-    <w:p>
-      <w:pPr>
-        <w:pStyle w:val="BodyText"/>
-      </w:pPr>
-      <w:r>
-        <w:t xml:space="preserve">알렉세이: 누구야? 이름은 필요 없어. 부서.</w:t>
-      </w:r>
-    </w:p>
-    <w:p>
-      <w:pPr>
-        <w:pStyle w:val="BodyText"/>
-      </w:pPr>
-      <w:r>
-        <w:t xml:space="preserve">키릴: 영업이요. 제 팀이에요. 부끄러워요.</w:t>
-      </w:r>
-    </w:p>
-    <w:p>
-      <w:pPr>
-        <w:pStyle w:val="BodyText"/>
-      </w:pPr>
-      <w:r>
-        <w:t xml:space="preserve">보리스: 볼코프. 직접은 아니고. 그 사람 부하들. 그것도 방식이에요. 숫자를 모두가 알면 — 반대하는 쪽이 난처해지거든요.</w:t>
-      </w:r>
-    </w:p>
-    <w:p>
-      <w:pPr>
-        <w:pStyle w:val="BodyText"/>
-      </w:pPr>
-      <w:r>
-        <w:t xml:space="preserve">이리나: 누구 앞에서 난처해요?</w:t>
-      </w:r>
-    </w:p>
-    <w:p>
-      <w:pPr>
-        <w:pStyle w:val="BodyText"/>
-      </w:pPr>
-      <w:r>
-        <w:t xml:space="preserve">보리스: 자기 사람들 앞에서. 백 명이 알게 되죠, 사장 책상 위에 16억이 놓였다는 걸. 그리고 사장이 아직 고민 중이라는 걸. 사장이 고민하는 동안 — 다들 자기 걱정을 해요: 대출, 애들, 누가 잘릴지. 그리고 일을 멈춰요. 악의가 아니라. 두려워서.</w:t>
-      </w:r>
-    </w:p>
-    <w:p>
-      <w:pPr>
-        <w:pStyle w:val="BodyText"/>
-      </w:pPr>
-      <w:r>
-        <w:t xml:space="preserve">주예바: 다들 일주일 뒤에 알 줄 알았어요. 틀렸네요. 나흘 만이에요.</w:t>
-      </w:r>
-    </w:p>
-    <w:p>
-      <w:pPr>
-        <w:pStyle w:val="BodyText"/>
-      </w:pPr>
-      <w:r>
-        <w:t xml:space="preserve">알렉세이: 키릴, 뭐라고들 해? 그대로.</w:t>
-      </w:r>
-    </w:p>
-    <w:p>
-      <w:pPr>
-        <w:pStyle w:val="BodyText"/>
-      </w:pPr>
-      <w:r>
-        <w:t xml:space="preserve">키릴: 그대로요, 조야가 적은 대로. 「우릴 판대」. 그다음: 「누가 먼저 잘려?」 그다음: 「센터 닫으면 — 코르닐로바 나가고, 끝이야」. 그리고 한 명, 어린 친구가 물었대요: 「그럼 보론초프는 얼마 받아?」 다들 조용해졌대요. 아무도 대답 안 했대요. 아무도 몰랐으니까요.</w:t>
-      </w:r>
-    </w:p>
-    <w:p>
-      <w:pPr>
-        <w:pStyle w:val="BodyText"/>
-      </w:pPr>
-      <w:r>
-        <w:t xml:space="preserve">알렉세이: 정직한 질문이야. 정직한 답이 필요해.</w:t>
-      </w:r>
-    </w:p>
-    <w:p>
-      <w:pPr>
-        <w:pStyle w:val="BodyText"/>
-      </w:pPr>
-      <w:r>
-        <w:t xml:space="preserve">올가: 료샤, 잠깐. 우린 아직 아무것도 안 정했어. 있지도 않은 거래 얘기를 사람들한테 할 순 없어.</w:t>
-      </w:r>
-    </w:p>
-    <w:p>
-      <w:pPr>
-        <w:pStyle w:val="BodyText"/>
-      </w:pPr>
-      <w:r>
-        <w:t xml:space="preserve">알렉세이: 사람들한테 사실은 말할 수 있어. 거래는 없다. 제안은 있다. 숫자는 — 사실이다. 내가 고민 중이라는 것도 — 사실이고. 우리가 입 다물면, 일주일 뒤 사실은 볼코프 손에 있고 우리한테는 소문만 남아. 그 사람 바텐더가 내 사람들한테 나에 대해 얘기하는 건 싫어.</w:t>
-      </w:r>
-    </w:p>
-    <w:p>
-      <w:pPr>
-        <w:pStyle w:val="BodyText"/>
-      </w:pPr>
-      <w:r>
-        <w:t xml:space="preserve">보리스: 이 친구 말이 맞아요. 98년에 난 입을 다물었어요. 정리하고 나서 말하려고 했죠. 사람들은 은행에서 들었어요, 나보다 먼저. 한 달 만에 절반이 떠났어요. 돈 때문이 아니었어요. 돈은 나중에 구했으니까. 침묵 때문이었어요. 그 침묵을 용서하지 않더군요. 그게 맞았고요.</w:t>
-      </w:r>
-    </w:p>
-    <w:p>
-      <w:pPr>
-        <w:pStyle w:val="BodyText"/>
-      </w:pPr>
-      <w:r>
-        <w:t xml:space="preserve">이리나: 언제요?</w:t>
-      </w:r>
-    </w:p>
-    <w:p>
-      <w:pPr>
-        <w:pStyle w:val="BodyText"/>
-      </w:pPr>
-      <w:r>
-        <w:t xml:space="preserve">알렉세이: 내일. 9시. 백 명 전원. 지역에 있는 사람은 — 영상으로. 제가 직접 말할게요.</w:t>
-      </w:r>
-    </w:p>
-    <w:p>
-      <w:pPr>
-        <w:pStyle w:val="BodyText"/>
-      </w:pPr>
-      <w:r>
-        <w:t xml:space="preserve">키릴: 노보시비르스크는 — 4시간 빨라요. 거긴 오후 1시예요.</w:t>
-      </w:r>
-    </w:p>
-    <w:p>
-      <w:pPr>
-        <w:pStyle w:val="BodyText"/>
-      </w:pPr>
-      <w:r>
-        <w:t xml:space="preserve">알렉세이: 마침 좋네. 전원 연결해. 휴가 중인 사람까지.</w:t>
-      </w:r>
-    </w:p>
-    <w:p>
-      <w:pPr>
-        <w:pStyle w:val="BodyText"/>
-      </w:pPr>
-      <w:r>
-        <w:t xml:space="preserve">올가: 그럼 말하면 안 되는 걸 적어 줄게. 한 쪽. 나머지는 — 다 말해도 돼.</w:t>
-      </w:r>
-    </w:p>
-    <w:p>
-      <w:pPr>
-        <w:pStyle w:val="BodyText"/>
-      </w:pPr>
-      <w:r>
-        <w:t xml:space="preserve">알렉세이: 한 쪽. 6쪽 말고.</w:t>
-      </w:r>
-    </w:p>
-    <w:p>
-      <w:pPr>
-        <w:pStyle w:val="BodyText"/>
-      </w:pPr>
-      <w:r>
-        <w:t xml:space="preserve">주예바: 알렉세이, 하나 더. 숫자는 직접 말하세요. 먼저. 당신 입에서 나온 숫자는 — 정보예요. 남의 입에서 나오면 — 소문이고요.</w:t>
-      </w:r>
-    </w:p>
-    <w:p>
-      <w:pPr>
-        <w:pStyle w:val="BodyText"/>
-      </w:pPr>
-      <w:r>
-        <w:t xml:space="preserve">알렉세이: 말할게요. 16억 — 제 지분. 그걸 먼저 말할게요. 다른 무엇보다 먼저.</w:t>
+        <w:t xml:space="preserve">키릴: 알렉세이 니콜라예비치, 죄송한데 잠깐 괜찮을까요? 급한 일이고, 안타깝게도 안 좋은 일이에요.</w:t>
+      </w:r>
+    </w:p>
+    <w:p>
+      <w:pPr>
+        <w:pStyle w:val="BodyText"/>
+      </w:pPr>
+      <w:r>
+        <w:t xml:space="preserve">알렉세이: 들어와. 이사회가 방금 끝났고 보리스 이고레비치도 아직 계시니까, 다 같이 있는 데서 말해.</w:t>
+      </w:r>
+    </w:p>
+    <w:p>
+      <w:pPr>
+        <w:pStyle w:val="BodyText"/>
+      </w:pPr>
+      <w:r>
+        <w:t xml:space="preserve">키릴: 흡연실에서 「40억」 얘기를 해요. 「제안」도 「볼코프」도 아니고, 그냥 숫자요. 40억.</w:t>
+      </w:r>
+    </w:p>
+    <w:p>
+      <w:pPr>
+        <w:pStyle w:val="BodyText"/>
+      </w:pPr>
+      <w:r>
+        <w:t xml:space="preserve">올가: 그걸 어디서 알았대? 사본은 다섯 부였고, 다섯 부 전부 이사들한테 있어.</w:t>
+      </w:r>
+    </w:p>
+    <w:p>
+      <w:pPr>
+        <w:pStyle w:val="BodyText"/>
+      </w:pPr>
+      <w:r>
+        <w:t xml:space="preserve">키릴: 조야가 엘리베이터에서 영업부 둘이 하는 얘기를 들었대요. 어제 바에서 「세베르나야 파르마」 다니는 지인이 말해 줬대요.</w:t>
+      </w:r>
+    </w:p>
+    <w:p>
+      <w:pPr>
+        <w:pStyle w:val="BodyText"/>
+      </w:pPr>
+      <w:r>
+        <w:t xml:space="preserve">알렉세이: 정확히 누구야? 이름은 필요 없어, 어느 부서인지만 말해.</w:t>
+      </w:r>
+    </w:p>
+    <w:p>
+      <w:pPr>
+        <w:pStyle w:val="BodyText"/>
+      </w:pPr>
+      <w:r>
+        <w:t xml:space="preserve">키릴: 영업이요, 제 팀이에요. 정말 부끄러워요.</w:t>
+      </w:r>
+    </w:p>
+    <w:p>
+      <w:pPr>
+        <w:pStyle w:val="BodyText"/>
+      </w:pPr>
+      <w:r>
+        <w:t xml:space="preserve">보리스: 볼코프예요. 직접은 아니고 그 사람 부하들이죠. 그것도 방식이에요. 숫자를 모두가 알면 반대하는 쪽이 난처해지거든요.</w:t>
+      </w:r>
+    </w:p>
+    <w:p>
+      <w:pPr>
+        <w:pStyle w:val="BodyText"/>
+      </w:pPr>
+      <w:r>
+        <w:t xml:space="preserve">이리나: 누구 앞에서 난처해진다는 거예요, 보리스 이고레비치? 잘 이해가 안 돼요.</w:t>
+      </w:r>
+    </w:p>
+    <w:p>
+      <w:pPr>
+        <w:pStyle w:val="BodyText"/>
+      </w:pPr>
+      <w:r>
+        <w:t xml:space="preserve">보리스: 자기 사람들 앞에서요. 백 명이 알게 되죠, 사장 책상 위에 16억이 놓였고 사장이 아직 고민 중이라는 걸. 사장이 고민하는 동안 다들 자기 걱정을 해요: 대출, 애들, 누가 잘릴지. 그리고 일을 멈춰요. 악의가 아니라 두려워서요.</w:t>
+      </w:r>
+    </w:p>
+    <w:p>
+      <w:pPr>
+        <w:pStyle w:val="BodyText"/>
+      </w:pPr>
+      <w:r>
+        <w:t xml:space="preserve">주예바: 다들 일주일 뒤에 알 줄 알았는데, 틀렸네요. 고작 나흘 만에 알았어요.</w:t>
+      </w:r>
+    </w:p>
+    <w:p>
+      <w:pPr>
+        <w:pStyle w:val="BodyText"/>
+      </w:pPr>
+      <w:r>
+        <w:t xml:space="preserve">알렉세이: 키릴, 정확히 뭐라고들 해? 그대로 전해 줘.</w:t>
+      </w:r>
+    </w:p>
+    <w:p>
+      <w:pPr>
+        <w:pStyle w:val="BodyText"/>
+      </w:pPr>
+      <w:r>
+        <w:t xml:space="preserve">키릴: 조야가 적은 그대로요: 「우릴 판대」. 그다음: 「누가 먼저 잘려?」 그다음: 「센터 닫으면 — 코르닐로바 나가고, 끝이야」. 그리고 한 명, 아주 어린 친구가 물었대요: 「그럼 보론초프는 얼마 받아?」 다들 조용해졌고, 아무도 대답 안 했대요. 아무도 몰랐으니까요.</w:t>
+      </w:r>
+    </w:p>
+    <w:p>
+      <w:pPr>
+        <w:pStyle w:val="BodyText"/>
+      </w:pPr>
+      <w:r>
+        <w:t xml:space="preserve">알렉세이: 정직한 질문이야. 그러니까 똑같이 정직한 답이 필요해.</w:t>
+      </w:r>
+    </w:p>
+    <w:p>
+      <w:pPr>
+        <w:pStyle w:val="BodyText"/>
+      </w:pPr>
+      <w:r>
+        <w:t xml:space="preserve">올가: 료샤, 잠깐. 우린 아직 아무것도 안 정했고, 있지도 않은 거래 얘기를 사람들한테 할 순 없어.</w:t>
+      </w:r>
+    </w:p>
+    <w:p>
+      <w:pPr>
+        <w:pStyle w:val="BodyText"/>
+      </w:pPr>
+      <w:r>
+        <w:t xml:space="preserve">알렉세이: 사람들한테 사실은 말할 수 있어. 거래는 없지만 제안은 있고, 숫자는 사실이고, 내가 고민 중이라는 것도 사실이야. 우리가 입 다물면 일주일 뒤 사실은 볼코프 손에 있고 우리한테는 소문만 남아. 그 사람 바텐더가 내 사람들한테 나에 대해 얘기하는 건 싫어.</w:t>
+      </w:r>
+    </w:p>
+    <w:p>
+      <w:pPr>
+        <w:pStyle w:val="BodyText"/>
+      </w:pPr>
+      <w:r>
+        <w:t xml:space="preserve">보리스: 이 친구 말이 맞아요. 98년에 난 입을 다물었어요. 먼저 정리하고 나서 말하려고 했죠. 사람들은 나보다 먼저 은행에서 들었고, 한 달 만에 절반이 떠났어요. 돈 때문이 아니라 — 돈은 나중에 구했으니까 — 침묵 때문이었어요. 그 침묵을 용서하지 않더군요. 그게 맞았고요.</w:t>
+      </w:r>
+    </w:p>
+    <w:p>
+      <w:pPr>
+        <w:pStyle w:val="BodyText"/>
+      </w:pPr>
+      <w:r>
+        <w:t xml:space="preserve">이리나: 좋아요, 그럼 언제 말하죠?</w:t>
+      </w:r>
+    </w:p>
+    <w:p>
+      <w:pPr>
+        <w:pStyle w:val="BodyText"/>
+      </w:pPr>
+      <w:r>
+        <w:t xml:space="preserve">알렉세이: 내일 9시, 직원 백 명 전원에게 한꺼번에요. 지역에 있는 사람은 영상으로 연결하고, 제가 직접 다 말할게요.</w:t>
+      </w:r>
+    </w:p>
+    <w:p>
+      <w:pPr>
+        <w:pStyle w:val="BodyText"/>
+      </w:pPr>
+      <w:r>
+        <w:t xml:space="preserve">키릴: 노보시비르스크는 4시간 빠르니까, 거긴 벌써 오후 1시일 거예요.</w:t>
+      </w:r>
+    </w:p>
+    <w:p>
+      <w:pPr>
+        <w:pStyle w:val="BodyText"/>
+      </w:pPr>
+      <w:r>
+        <w:t xml:space="preserve">알렉세이: 오히려 잘됐네. 전원 연결해, 지금 휴가 중인 사람까지.</w:t>
+      </w:r>
+    </w:p>
+    <w:p>
+      <w:pPr>
+        <w:pStyle w:val="BodyText"/>
+      </w:pPr>
+      <w:r>
+        <w:t xml:space="preserve">올가: 그럼 말하면 안 되는 걸 한 쪽으로 적어 줄게. 나머지는 다 말해도 돼.</w:t>
+      </w:r>
+    </w:p>
+    <w:p>
+      <w:pPr>
+        <w:pStyle w:val="BodyText"/>
+      </w:pPr>
+      <w:r>
+        <w:t xml:space="preserve">알렉세이: 좋아, 한 쪽. 볼코프처럼 6쪽 말고.</w:t>
+      </w:r>
+    </w:p>
+    <w:p>
+      <w:pPr>
+        <w:pStyle w:val="BodyText"/>
+      </w:pPr>
+      <w:r>
+        <w:t xml:space="preserve">주예바: 알렉세이, 하나 더. 숫자는 직접, 먼저 말하세요. 당신 입에서 나온 숫자는 — 정보예요. 남의 입에서 나오면 — 소문이고요.</w:t>
+      </w:r>
+    </w:p>
+    <w:p>
+      <w:pPr>
+        <w:pStyle w:val="BodyText"/>
+      </w:pPr>
+      <w:r>
+        <w:t xml:space="preserve">알렉세이: 말할게요. 16억이 제 지분이라는 걸, 다른 무엇보다 먼저 말할게요.</w:t>
       </w:r>
     </w:p>
     <w:bookmarkEnd w:id="36"/>
@@ -4757,95 +4757,95 @@
         <w:pStyle w:val="FirstParagraph"/>
       </w:pPr>
       <w:r>
-        <w:t xml:space="preserve">도윤: 료샤. 대표님이 읽으셨어. 다 번역해 드렸어: 6쪽, 의사록, 이리나의 평가.</w:t>
-      </w:r>
-    </w:p>
-    <w:p>
-      <w:pPr>
-        <w:pStyle w:val="BodyText"/>
-      </w:pPr>
-      <w:r>
-        <w:t xml:space="preserve">알렉세이: 뭐라고 하셨어?</w:t>
-      </w:r>
-    </w:p>
-    <w:p>
-      <w:pPr>
-        <w:pStyle w:val="BodyText"/>
-      </w:pPr>
-      <w:r>
-        <w:t xml:space="preserve">도윤: 한 단어. 러시아어로. 「Оценка(평가)」.</w:t>
-      </w:r>
-    </w:p>
-    <w:p>
-      <w:pPr>
-        <w:pStyle w:val="BodyText"/>
-      </w:pPr>
-      <w:r>
-        <w:t xml:space="preserve">알렉세이: 평가? 이리나한테 동의하신다는 거야?</w:t>
-      </w:r>
-    </w:p>
-    <w:p>
-      <w:pPr>
-        <w:pStyle w:val="BodyText"/>
-      </w:pPr>
-      <w:r>
-        <w:t xml:space="preserve">도윤: 아니. 질문이야. 이렇게 물으셔: 「알렉세이는 자신을 얼마로 평가하나?」 회사 말고. 자기 자신.</w:t>
-      </w:r>
-    </w:p>
-    <w:p>
-      <w:pPr>
-        <w:pStyle w:val="BodyText"/>
-      </w:pPr>
-      <w:r>
-        <w:t xml:space="preserve">알렉세이: 나 자신… 그걸 어떻게 계산하는지 모르겠어.</w:t>
-      </w:r>
-    </w:p>
-    <w:p>
-      <w:pPr>
-        <w:pStyle w:val="BodyText"/>
-      </w:pPr>
-      <w:r>
-        <w:t xml:space="preserve">도윤: 대표님도 모르셨대. 98년에. 일본 회사가 세진을 사려고 했을 때. 오늘에서야 얘기해 주셨어.</w:t>
-      </w:r>
-    </w:p>
-    <w:p>
-      <w:pPr>
-        <w:pStyle w:val="BodyText"/>
-      </w:pPr>
-      <w:r>
-        <w:t xml:space="preserve">알렉세이: 일본? 다나카?</w:t>
-      </w:r>
-    </w:p>
-    <w:p>
-      <w:pPr>
-        <w:pStyle w:val="BodyText"/>
-      </w:pPr>
-      <w:r>
-        <w:t xml:space="preserve">도윤: 다나카 말고. 다른 데. 큰 회사. 안 파셨어. 그런데 석 달을 못 주무셨대. 지금 너처럼.</w:t>
-      </w:r>
-    </w:p>
-    <w:p>
-      <w:pPr>
-        <w:pStyle w:val="BodyText"/>
-      </w:pPr>
-      <w:r>
-        <w:t xml:space="preserve">알렉세이: 나 자. 리타가 확인해.</w:t>
-      </w:r>
-    </w:p>
-    <w:p>
-      <w:pPr>
-        <w:pStyle w:val="BodyText"/>
-      </w:pPr>
-      <w:r>
-        <w:t xml:space="preserve">도윤: 리타는 메일을 확인하지. 잠은 못 봐. 대표님이 너를 원주로 초대하셨어. 언제든. 이유 없이.</w:t>
-      </w:r>
-    </w:p>
-    <w:p>
-      <w:pPr>
-        <w:pStyle w:val="BodyText"/>
-      </w:pPr>
-      <w:r>
-        <w:t xml:space="preserve">알렉세이: 이유 없이. 원주로. 어쩌면 그게 이유일지도.</w:t>
+        <w:t xml:space="preserve">도윤: 료샤, 대표님이 다 읽으셨어. 6쪽, 의사록, 이리나의 평가까지 전부 번역해 드렸어.</w:t>
+      </w:r>
+    </w:p>
+    <w:p>
+      <w:pPr>
+        <w:pStyle w:val="BodyText"/>
+      </w:pPr>
+      <w:r>
+        <w:t xml:space="preserve">알렉세이: 다 읽고 나서 뭐라고 하셨어?</w:t>
+      </w:r>
+    </w:p>
+    <w:p>
+      <w:pPr>
+        <w:pStyle w:val="BodyText"/>
+      </w:pPr>
+      <w:r>
+        <w:t xml:space="preserve">도윤: 한 단어, 그것도 러시아어로: 「Оценка(평가)」.</w:t>
+      </w:r>
+    </w:p>
+    <w:p>
+      <w:pPr>
+        <w:pStyle w:val="BodyText"/>
+      </w:pPr>
+      <w:r>
+        <w:t xml:space="preserve">알렉세이: 평가? 이리나랑 그 숫자에 동의하신다는 거야?</w:t>
+      </w:r>
+    </w:p>
+    <w:p>
+      <w:pPr>
+        <w:pStyle w:val="BodyText"/>
+      </w:pPr>
+      <w:r>
+        <w:t xml:space="preserve">도윤: 아니, 질문이야. 이렇게 물으셔: 「알렉세이는 자신을 얼마로 평가하나?」 회사 말고, 바로 자기 자신.</w:t>
+      </w:r>
+    </w:p>
+    <w:p>
+      <w:pPr>
+        <w:pStyle w:val="BodyText"/>
+      </w:pPr>
+      <w:r>
+        <w:t xml:space="preserve">알렉세이: 나 자신… 그걸 어떻게 계산하는지조차 모르겠어.</w:t>
+      </w:r>
+    </w:p>
+    <w:p>
+      <w:pPr>
+        <w:pStyle w:val="BodyText"/>
+      </w:pPr>
+      <w:r>
+        <w:t xml:space="preserve">도윤: 대표님도 모르셨대, 98년에 일본 회사가 세진을 사려고 했을 때. 그 얘길 오늘에서야 해 주셨어.</w:t>
+      </w:r>
+    </w:p>
+    <w:p>
+      <w:pPr>
+        <w:pStyle w:val="BodyText"/>
+      </w:pPr>
+      <w:r>
+        <w:t xml:space="preserve">알렉세이: 일본? 다나카 말하는 거야?</w:t>
+      </w:r>
+    </w:p>
+    <w:p>
+      <w:pPr>
+        <w:pStyle w:val="BodyText"/>
+      </w:pPr>
+      <w:r>
+        <w:t xml:space="preserve">도윤: 다나카 말고, 다른 아주 큰 회사. 안 파셨지만 석 달을 못 주무셨대, 지금 너처럼.</w:t>
+      </w:r>
+    </w:p>
+    <w:p>
+      <w:pPr>
+        <w:pStyle w:val="BodyText"/>
+      </w:pPr>
+      <w:r>
+        <w:t xml:space="preserve">알렉세이: 나 잘 자, 진짜야. 리타가 챙겨.</w:t>
+      </w:r>
+    </w:p>
+    <w:p>
+      <w:pPr>
+        <w:pStyle w:val="BodyText"/>
+      </w:pPr>
+      <w:r>
+        <w:t xml:space="preserve">도윤: 리타는 메일을 확인하지, 잠은 못 봐. 대표님이 너를 원주로 초대하셨어. 언제든, 아무 이유 없이.</w:t>
+      </w:r>
+    </w:p>
+    <w:p>
+      <w:pPr>
+        <w:pStyle w:val="BodyText"/>
+      </w:pPr>
+      <w:r>
+        <w:t xml:space="preserve">알렉세이: 이유 없이, 원주로. 어쩌면 그게 바로 이유일지도.</w:t>
       </w:r>
     </w:p>
     <w:p>
@@ -4861,7 +4861,7 @@
         <w:pStyle w:val="BodyText"/>
       </w:pPr>
       <w:r>
-        <w:t xml:space="preserve">알렉세이: 내일 9시. 내 사람들과. 백 명.</w:t>
+        <w:t xml:space="preserve">알렉세이: 그러니까 내일 9시엔 내 사람들, 백 명 전원과 얘기하는 거네.</w:t>
       </w:r>
     </w:p>
     <w:p>
